--- a/线上观影厅项目文档.docx
+++ b/线上观影厅项目文档.docx
@@ -5116,14 +5116,6 @@
         </w:tc>
       </w:tr>
       <w:tr>
-        <w:tblPrEx>
-          <w:tblCellMar>
-            <w:top w:w="28" w:type="dxa"/>
-            <w:left w:w="28" w:type="dxa"/>
-            <w:bottom w:w="28" w:type="dxa"/>
-            <w:right w:w="28" w:type="dxa"/>
-          </w:tblCellMar>
-        </w:tblPrEx>
         <w:tc>
           <w:tcPr>
             <w:tcW w:w="1938" w:type="dxa"/>
@@ -5947,14 +5939,6 @@
         </w:tc>
       </w:tr>
       <w:tr>
-        <w:tblPrEx>
-          <w:tblCellMar>
-            <w:top w:w="28" w:type="dxa"/>
-            <w:left w:w="28" w:type="dxa"/>
-            <w:bottom w:w="28" w:type="dxa"/>
-            <w:right w:w="28" w:type="dxa"/>
-          </w:tblCellMar>
-        </w:tblPrEx>
         <w:tc>
           <w:tcPr>
             <w:tcW w:w="1480" w:type="dxa"/>
@@ -6268,14 +6252,6 @@
         </w:tc>
       </w:tr>
       <w:tr>
-        <w:tblPrEx>
-          <w:tblCellMar>
-            <w:top w:w="28" w:type="dxa"/>
-            <w:left w:w="28" w:type="dxa"/>
-            <w:bottom w:w="28" w:type="dxa"/>
-            <w:right w:w="28" w:type="dxa"/>
-          </w:tblCellMar>
-        </w:tblPrEx>
         <w:tc>
           <w:tcPr>
             <w:tcW w:w="1478" w:type="dxa"/>
@@ -6575,14 +6551,6 @@
         </w:tc>
       </w:tr>
       <w:tr>
-        <w:tblPrEx>
-          <w:tblCellMar>
-            <w:top w:w="28" w:type="dxa"/>
-            <w:left w:w="28" w:type="dxa"/>
-            <w:bottom w:w="28" w:type="dxa"/>
-            <w:right w:w="28" w:type="dxa"/>
-          </w:tblCellMar>
-        </w:tblPrEx>
         <w:tc>
           <w:tcPr>
             <w:tcW w:w="1478" w:type="dxa"/>
@@ -6874,14 +6842,6 @@
         </w:tc>
       </w:tr>
       <w:tr>
-        <w:tblPrEx>
-          <w:tblCellMar>
-            <w:top w:w="28" w:type="dxa"/>
-            <w:left w:w="28" w:type="dxa"/>
-            <w:bottom w:w="28" w:type="dxa"/>
-            <w:right w:w="28" w:type="dxa"/>
-          </w:tblCellMar>
-        </w:tblPrEx>
         <w:tc>
           <w:tcPr>
             <w:tcW w:w="1478" w:type="dxa"/>
@@ -7226,14 +7186,6 @@
         </w:tc>
       </w:tr>
       <w:tr>
-        <w:tblPrEx>
-          <w:tblCellMar>
-            <w:top w:w="28" w:type="dxa"/>
-            <w:left w:w="28" w:type="dxa"/>
-            <w:bottom w:w="28" w:type="dxa"/>
-            <w:right w:w="28" w:type="dxa"/>
-          </w:tblCellMar>
-        </w:tblPrEx>
         <w:tc>
           <w:tcPr>
             <w:tcW w:w="1478" w:type="dxa"/>
@@ -7533,14 +7485,6 @@
         </w:tc>
       </w:tr>
       <w:tr>
-        <w:tblPrEx>
-          <w:tblCellMar>
-            <w:top w:w="28" w:type="dxa"/>
-            <w:left w:w="28" w:type="dxa"/>
-            <w:bottom w:w="28" w:type="dxa"/>
-            <w:right w:w="28" w:type="dxa"/>
-          </w:tblCellMar>
-        </w:tblPrEx>
         <w:tc>
           <w:tcPr>
             <w:tcW w:w="1478" w:type="dxa"/>
@@ -7724,6 +7668,14 @@
         <w:gridCol w:w="5906"/>
       </w:tblGrid>
       <w:tr>
+        <w:tblPrEx>
+          <w:tblCellMar>
+            <w:top w:w="55" w:type="dxa"/>
+            <w:left w:w="55" w:type="dxa"/>
+            <w:bottom w:w="55" w:type="dxa"/>
+            <w:right w:w="55" w:type="dxa"/>
+          </w:tblCellMar>
+        </w:tblPrEx>
         <w:trPr>
           <w:trHeight w:val="400" w:hRule="atLeast"/>
         </w:trPr>
@@ -9163,14 +9115,6 @@
         </w:tc>
       </w:tr>
       <w:tr>
-        <w:tblPrEx>
-          <w:tblCellMar>
-            <w:top w:w="55" w:type="dxa"/>
-            <w:left w:w="55" w:type="dxa"/>
-            <w:bottom w:w="55" w:type="dxa"/>
-            <w:right w:w="55" w:type="dxa"/>
-          </w:tblCellMar>
-        </w:tblPrEx>
         <w:tc>
           <w:tcPr>
             <w:tcW w:w="1541" w:type="dxa"/>
@@ -9690,14 +9634,6 @@
         </w:tc>
       </w:tr>
       <w:tr>
-        <w:tblPrEx>
-          <w:tblCellMar>
-            <w:top w:w="28" w:type="dxa"/>
-            <w:left w:w="28" w:type="dxa"/>
-            <w:bottom w:w="28" w:type="dxa"/>
-            <w:right w:w="28" w:type="dxa"/>
-          </w:tblCellMar>
-        </w:tblPrEx>
         <w:tc>
           <w:tcPr>
             <w:tcW w:w="1395" w:type="dxa"/>
@@ -22797,7 +22733,6 @@
             <w:insideH w:val="none" w:color="auto" w:sz="0" w:space="0"/>
             <w:insideV w:val="none" w:color="auto" w:sz="0" w:space="0"/>
           </w:tblBorders>
-          <w:shd w:val="clear" w:color="auto" w:fill="auto"/>
           <w:tblCellMar>
             <w:top w:w="15" w:type="dxa"/>
             <w:left w:w="15" w:type="dxa"/>
@@ -22988,7 +22923,6 @@
             <w:insideH w:val="none" w:color="auto" w:sz="0" w:space="0"/>
             <w:insideV w:val="none" w:color="auto" w:sz="0" w:space="0"/>
           </w:tblBorders>
-          <w:shd w:val="clear" w:color="auto" w:fill="auto"/>
           <w:tblCellMar>
             <w:top w:w="15" w:type="dxa"/>
             <w:left w:w="15" w:type="dxa"/>
@@ -23228,7 +23162,6 @@
             <w:insideH w:val="none" w:color="auto" w:sz="0" w:space="0"/>
             <w:insideV w:val="none" w:color="auto" w:sz="0" w:space="0"/>
           </w:tblBorders>
-          <w:shd w:val="clear" w:color="auto" w:fill="auto"/>
           <w:tblCellMar>
             <w:top w:w="15" w:type="dxa"/>
             <w:left w:w="15" w:type="dxa"/>
@@ -23419,7 +23352,6 @@
             <w:insideH w:val="none" w:color="auto" w:sz="0" w:space="0"/>
             <w:insideV w:val="none" w:color="auto" w:sz="0" w:space="0"/>
           </w:tblBorders>
-          <w:shd w:val="clear" w:color="auto" w:fill="auto"/>
           <w:tblCellMar>
             <w:top w:w="15" w:type="dxa"/>
             <w:left w:w="15" w:type="dxa"/>
@@ -23610,7 +23542,6 @@
             <w:insideH w:val="none" w:color="auto" w:sz="0" w:space="0"/>
             <w:insideV w:val="none" w:color="auto" w:sz="0" w:space="0"/>
           </w:tblBorders>
-          <w:shd w:val="clear" w:color="auto" w:fill="auto"/>
           <w:tblCellMar>
             <w:top w:w="15" w:type="dxa"/>
             <w:left w:w="15" w:type="dxa"/>
@@ -23773,7 +23704,6 @@
             <w:insideH w:val="none" w:color="auto" w:sz="0" w:space="0"/>
             <w:insideV w:val="none" w:color="auto" w:sz="0" w:space="0"/>
           </w:tblBorders>
-          <w:shd w:val="clear" w:color="auto" w:fill="auto"/>
           <w:tblCellMar>
             <w:top w:w="15" w:type="dxa"/>
             <w:left w:w="15" w:type="dxa"/>
@@ -23964,7 +23894,6 @@
             <w:insideH w:val="none" w:color="auto" w:sz="0" w:space="0"/>
             <w:insideV w:val="none" w:color="auto" w:sz="0" w:space="0"/>
           </w:tblBorders>
-          <w:shd w:val="clear" w:color="auto" w:fill="auto"/>
           <w:tblCellMar>
             <w:top w:w="15" w:type="dxa"/>
             <w:left w:w="15" w:type="dxa"/>
@@ -26376,7 +26305,6 @@
             <w:insideH w:val="none" w:color="auto" w:sz="0" w:space="0"/>
             <w:insideV w:val="none" w:color="auto" w:sz="0" w:space="0"/>
           </w:tblBorders>
-          <w:shd w:val="clear" w:color="auto" w:fill="auto"/>
           <w:tblCellMar>
             <w:top w:w="15" w:type="dxa"/>
             <w:left w:w="15" w:type="dxa"/>
@@ -26539,7 +26467,6 @@
             <w:insideH w:val="none" w:color="auto" w:sz="0" w:space="0"/>
             <w:insideV w:val="none" w:color="auto" w:sz="0" w:space="0"/>
           </w:tblBorders>
-          <w:shd w:val="clear" w:color="auto" w:fill="auto"/>
           <w:tblCellMar>
             <w:top w:w="15" w:type="dxa"/>
             <w:left w:w="15" w:type="dxa"/>
@@ -26702,7 +26629,6 @@
             <w:insideH w:val="none" w:color="auto" w:sz="0" w:space="0"/>
             <w:insideV w:val="none" w:color="auto" w:sz="0" w:space="0"/>
           </w:tblBorders>
-          <w:shd w:val="clear" w:color="auto" w:fill="auto"/>
           <w:tblCellMar>
             <w:top w:w="15" w:type="dxa"/>
             <w:left w:w="15" w:type="dxa"/>
@@ -35541,8 +35467,6 @@
         </w:rPr>
         <w:t>修改播放状态并同步</w:t>
       </w:r>
-      <w:bookmarkStart w:id="67" w:name="_GoBack"/>
-      <w:bookmarkEnd w:id="67"/>
     </w:p>
     <w:p>
       <w:pPr>
@@ -39701,6 +39625,2045 @@
           <w:shd w:val="clear" w:color="auto" w:fill="FFFFFF"/>
         </w:rPr>
         <w:t xml:space="preserve"> —— 检查该用户是否拥有执行某动作的权限。</w:t>
+      </w:r>
+    </w:p>
+    <w:p>
+      <w:pPr>
+        <w:numPr>
+          <w:numId w:val="0"/>
+        </w:numPr>
+        <w:snapToGrid/>
+        <w:spacing w:before="0" w:after="45" w:line="343" w:lineRule="auto"/>
+        <w:rPr>
+          <w:rFonts w:ascii="Inter" w:hAnsi="Inter" w:eastAsia="Inter" w:cs="Inter"/>
+          <w:i w:val="0"/>
+          <w:strike w:val="0"/>
+          <w:color w:val="1A1C1E"/>
+          <w:spacing w:val="0"/>
+          <w:sz w:val="21"/>
+          <w:u w:val="none"/>
+          <w:shd w:val="clear" w:color="auto" w:fill="FFFFFF"/>
+        </w:rPr>
+      </w:pPr>
+    </w:p>
+    <w:p>
+      <w:pPr>
+        <w:pStyle w:val="5"/>
+        <w:rPr>
+          <w:i w:val="0"/>
+          <w:strike w:val="0"/>
+          <w:spacing w:val="0"/>
+          <w:u w:val="none"/>
+        </w:rPr>
+      </w:pPr>
+    </w:p>
+    <w:p>
+      <w:pPr>
+        <w:pStyle w:val="6"/>
+        <w:bidi w:val="0"/>
+      </w:pPr>
+      <w:r>
+        <w:t xml:space="preserve"> </w:t>
+      </w:r>
+      <w:r>
+        <w:rPr>
+          <w:rFonts w:hint="eastAsia" w:ascii="华文黑体 - Kelvin" w:hAnsi="华文黑体 - Kelvin" w:eastAsia="华文黑体 - Kelvin" w:cs="华文黑体 - Kelvin"/>
+          <w:b w:val="0"/>
+          <w:bCs w:val="0"/>
+          <w:i w:val="0"/>
+          <w:iCs w:val="0"/>
+          <w:color w:val="000000"/>
+          <w:spacing w:val="0"/>
+          <w:w w:val="100"/>
+          <w:sz w:val="21"/>
+          <w:szCs w:val="21"/>
+          <w:vertAlign w:val="baseline"/>
+        </w:rPr>
+        <w:t>解散房间 顺序图</w:t>
+      </w:r>
+    </w:p>
+    <w:p>
+      <w:pPr>
+        <w:pStyle w:val="36"/>
+        <w:keepNext w:val="0"/>
+        <w:keepLines w:val="0"/>
+        <w:widowControl/>
+        <w:suppressLineNumbers w:val="0"/>
+        <w:spacing w:before="62" w:beforeAutospacing="0" w:after="62" w:afterAutospacing="0" w:line="12" w:lineRule="atLeast"/>
+        <w:ind w:left="0" w:right="0" w:firstLine="420"/>
+        <w:jc w:val="left"/>
+      </w:pPr>
+      <w:r>
+        <w:drawing>
+          <wp:inline distT="0" distB="0" distL="114300" distR="114300">
+            <wp:extent cx="6115050" cy="2371725"/>
+            <wp:effectExtent l="0" t="0" r="6350" b="3175"/>
+            <wp:docPr id="5" name="图片 3" descr="IMG_256"/>
+            <wp:cNvGraphicFramePr>
+              <a:graphicFrameLocks xmlns:a="http://schemas.openxmlformats.org/drawingml/2006/main" noChangeAspect="1"/>
+            </wp:cNvGraphicFramePr>
+            <a:graphic xmlns:a="http://schemas.openxmlformats.org/drawingml/2006/main">
+              <a:graphicData uri="http://schemas.openxmlformats.org/drawingml/2006/picture">
+                <pic:pic xmlns:pic="http://schemas.openxmlformats.org/drawingml/2006/picture">
+                  <pic:nvPicPr>
+                    <pic:cNvPr id="5" name="图片 3" descr="IMG_256"/>
+                    <pic:cNvPicPr>
+                      <a:picLocks noChangeAspect="1"/>
+                    </pic:cNvPicPr>
+                  </pic:nvPicPr>
+                  <pic:blipFill>
+                    <a:blip r:embed="rId12"/>
+                    <a:stretch>
+                      <a:fillRect/>
+                    </a:stretch>
+                  </pic:blipFill>
+                  <pic:spPr>
+                    <a:xfrm>
+                      <a:off x="0" y="0"/>
+                      <a:ext cx="6115050" cy="2371725"/>
+                    </a:xfrm>
+                    <a:prstGeom prst="rect">
+                      <a:avLst/>
+                    </a:prstGeom>
+                    <a:noFill/>
+                    <a:ln w="9525">
+                      <a:noFill/>
+                    </a:ln>
+                  </pic:spPr>
+                </pic:pic>
+              </a:graphicData>
+            </a:graphic>
+          </wp:inline>
+        </w:drawing>
+      </w:r>
+    </w:p>
+    <w:p>
+      <w:pPr>
+        <w:pStyle w:val="36"/>
+        <w:keepNext w:val="0"/>
+        <w:keepLines w:val="0"/>
+        <w:widowControl/>
+        <w:suppressLineNumbers w:val="0"/>
+        <w:spacing w:before="0" w:beforeAutospacing="0" w:after="0" w:afterAutospacing="0"/>
+        <w:ind w:left="0" w:right="0"/>
+        <w:jc w:val="left"/>
+      </w:pPr>
+      <w:r>
+        <w:rPr>
+          <w:rFonts w:ascii="AR PL UMing CN" w:hAnsi="AR PL UMing CN" w:eastAsia="AR PL UMing CN" w:cs="AR PL UMing CN"/>
+          <w:b/>
+          <w:bCs/>
+          <w:i w:val="0"/>
+          <w:iCs w:val="0"/>
+          <w:color w:val="000000"/>
+          <w:spacing w:val="0"/>
+          <w:w w:val="100"/>
+          <w:sz w:val="32"/>
+          <w:szCs w:val="32"/>
+          <w:vertAlign w:val="baseline"/>
+        </w:rPr>
+        <w:t>边界类</w:t>
+      </w:r>
+    </w:p>
+    <w:p>
+      <w:pPr>
+        <w:pStyle w:val="36"/>
+        <w:keepNext w:val="0"/>
+        <w:keepLines w:val="0"/>
+        <w:widowControl/>
+        <w:suppressLineNumbers w:val="0"/>
+        <w:spacing w:before="0" w:beforeAutospacing="0" w:after="0" w:afterAutospacing="0"/>
+        <w:ind w:left="0" w:right="0"/>
+        <w:jc w:val="left"/>
+      </w:pPr>
+      <w:r>
+        <w:rPr>
+          <w:rFonts w:hint="default" w:ascii="AR PL UMing CN" w:hAnsi="AR PL UMing CN" w:eastAsia="AR PL UMing CN" w:cs="AR PL UMing CN"/>
+          <w:b w:val="0"/>
+          <w:bCs w:val="0"/>
+          <w:i w:val="0"/>
+          <w:iCs w:val="0"/>
+          <w:color w:val="000000"/>
+          <w:spacing w:val="0"/>
+          <w:w w:val="100"/>
+          <w:sz w:val="28"/>
+          <w:szCs w:val="28"/>
+          <w:vertAlign w:val="baseline"/>
+        </w:rPr>
+        <w:t>RoomManagementUI (房间管理界面)</w:t>
+      </w:r>
+    </w:p>
+    <w:p>
+      <w:pPr>
+        <w:pStyle w:val="36"/>
+        <w:keepNext w:val="0"/>
+        <w:keepLines w:val="0"/>
+        <w:widowControl/>
+        <w:numPr>
+          <w:ilvl w:val="0"/>
+          <w:numId w:val="102"/>
+        </w:numPr>
+        <w:suppressLineNumbers w:val="0"/>
+        <w:spacing w:before="0" w:beforeAutospacing="0" w:after="45" w:afterAutospacing="0" w:line="14" w:lineRule="atLeast"/>
+        <w:ind w:left="0" w:right="0"/>
+        <w:jc w:val="left"/>
+      </w:pPr>
+      <w:r>
+        <w:rPr>
+          <w:rFonts w:ascii="Inter" w:hAnsi="Inter" w:eastAsia="Inter" w:cs="Inter"/>
+          <w:b/>
+          <w:bCs/>
+          <w:i w:val="0"/>
+          <w:iCs w:val="0"/>
+          <w:color w:val="1A1C1E"/>
+          <w:spacing w:val="0"/>
+          <w:w w:val="100"/>
+          <w:sz w:val="24"/>
+          <w:szCs w:val="24"/>
+          <w:shd w:val="clear" w:fill="FFFFFF"/>
+          <w:vertAlign w:val="baseline"/>
+        </w:rPr>
+        <w:t>操作 (Operations)</w:t>
+      </w:r>
+      <w:r>
+        <w:rPr>
+          <w:rFonts w:hint="default" w:ascii="Inter" w:hAnsi="Inter" w:eastAsia="Inter" w:cs="Inter"/>
+          <w:b w:val="0"/>
+          <w:bCs w:val="0"/>
+          <w:i w:val="0"/>
+          <w:iCs w:val="0"/>
+          <w:color w:val="1A1C1E"/>
+          <w:spacing w:val="0"/>
+          <w:w w:val="100"/>
+          <w:sz w:val="24"/>
+          <w:szCs w:val="24"/>
+          <w:shd w:val="clear" w:fill="FFFFFF"/>
+          <w:vertAlign w:val="baseline"/>
+        </w:rPr>
+        <w:t>:</w:t>
+      </w:r>
+    </w:p>
+    <w:p>
+      <w:pPr>
+        <w:pStyle w:val="36"/>
+        <w:keepNext w:val="0"/>
+        <w:keepLines w:val="0"/>
+        <w:widowControl/>
+        <w:numPr>
+          <w:ilvl w:val="1"/>
+          <w:numId w:val="102"/>
+        </w:numPr>
+        <w:suppressLineNumbers w:val="0"/>
+        <w:spacing w:before="0" w:beforeAutospacing="0" w:after="45" w:afterAutospacing="0" w:line="14" w:lineRule="atLeast"/>
+        <w:ind w:left="816" w:leftChars="200" w:right="0" w:hanging="336"/>
+        <w:jc w:val="left"/>
+      </w:pPr>
+      <w:r>
+        <w:rPr>
+          <w:rFonts w:hint="default" w:ascii="AR PL UMing CN" w:hAnsi="AR PL UMing CN" w:eastAsia="AR PL UMing CN" w:cs="AR PL UMing CN"/>
+          <w:b w:val="0"/>
+          <w:bCs w:val="0"/>
+          <w:i w:val="0"/>
+          <w:iCs w:val="0"/>
+          <w:color w:val="000000"/>
+          <w:spacing w:val="0"/>
+          <w:w w:val="100"/>
+          <w:sz w:val="24"/>
+          <w:szCs w:val="24"/>
+          <w:vertAlign w:val="baseline"/>
+        </w:rPr>
+        <w:t xml:space="preserve">dismissRoom(): </w:t>
+      </w:r>
+      <w:r>
+        <w:rPr>
+          <w:rFonts w:hint="default" w:ascii="AR PL UMing CN" w:hAnsi="AR PL UMing CN" w:eastAsia="AR PL UMing CN" w:cs="AR PL UMing CN"/>
+          <w:b/>
+          <w:bCs/>
+          <w:i w:val="0"/>
+          <w:iCs w:val="0"/>
+          <w:color w:val="000000"/>
+          <w:spacing w:val="0"/>
+          <w:w w:val="100"/>
+          <w:sz w:val="24"/>
+          <w:szCs w:val="24"/>
+          <w:vertAlign w:val="baseline"/>
+        </w:rPr>
+        <w:t>void——1</w:t>
+      </w:r>
+      <w:r>
+        <w:rPr>
+          <w:rFonts w:hint="default" w:ascii="AR PL UMing CN" w:hAnsi="AR PL UMing CN" w:eastAsia="AR PL UMing CN" w:cs="AR PL UMing CN"/>
+          <w:b w:val="0"/>
+          <w:bCs w:val="0"/>
+          <w:i w:val="0"/>
+          <w:iCs w:val="0"/>
+          <w:color w:val="000000"/>
+          <w:spacing w:val="0"/>
+          <w:w w:val="100"/>
+          <w:sz w:val="24"/>
+          <w:szCs w:val="24"/>
+          <w:vertAlign w:val="baseline"/>
+        </w:rPr>
+        <w:t xml:space="preserve"> 向放映厅创建者提供解散房间的选项。</w:t>
+      </w:r>
+    </w:p>
+    <w:p>
+      <w:pPr>
+        <w:pStyle w:val="36"/>
+        <w:keepNext w:val="0"/>
+        <w:keepLines w:val="0"/>
+        <w:widowControl/>
+        <w:numPr>
+          <w:ilvl w:val="1"/>
+          <w:numId w:val="102"/>
+        </w:numPr>
+        <w:suppressLineNumbers w:val="0"/>
+        <w:spacing w:before="0" w:beforeAutospacing="0" w:after="45" w:afterAutospacing="0" w:line="14" w:lineRule="atLeast"/>
+        <w:ind w:left="816" w:leftChars="200" w:right="0" w:hanging="336"/>
+        <w:jc w:val="left"/>
+      </w:pPr>
+      <w:r>
+        <w:rPr>
+          <w:rFonts w:ascii="DM Mono" w:hAnsi="DM Mono" w:eastAsia="DM Mono" w:cs="DM Mono"/>
+          <w:b w:val="0"/>
+          <w:bCs w:val="0"/>
+          <w:i w:val="0"/>
+          <w:iCs w:val="0"/>
+          <w:color w:val="0F0F10"/>
+          <w:spacing w:val="0"/>
+          <w:w w:val="100"/>
+          <w:sz w:val="24"/>
+          <w:szCs w:val="24"/>
+          <w:vertAlign w:val="baseline"/>
+        </w:rPr>
+        <w:t>reques</w:t>
+      </w:r>
+      <w:r>
+        <w:rPr>
+          <w:rFonts w:hint="default" w:ascii="DM Mono" w:hAnsi="DM Mono" w:eastAsia="DM Mono" w:cs="DM Mono"/>
+          <w:b w:val="0"/>
+          <w:bCs w:val="0"/>
+          <w:i w:val="0"/>
+          <w:iCs w:val="0"/>
+          <w:color w:val="0F0F10"/>
+          <w:spacing w:val="0"/>
+          <w:w w:val="100"/>
+          <w:sz w:val="24"/>
+          <w:szCs w:val="24"/>
+          <w:vertAlign w:val="baseline"/>
+        </w:rPr>
+        <w:t>tDismissRoom(roomId, userId)</w:t>
+      </w:r>
+      <w:r>
+        <w:rPr>
+          <w:rFonts w:hint="default" w:ascii="Inter" w:hAnsi="Inter" w:eastAsia="Inter" w:cs="Inter"/>
+          <w:b w:val="0"/>
+          <w:bCs w:val="0"/>
+          <w:i w:val="0"/>
+          <w:iCs w:val="0"/>
+          <w:color w:val="1A1C1E"/>
+          <w:spacing w:val="0"/>
+          <w:w w:val="100"/>
+          <w:sz w:val="24"/>
+          <w:szCs w:val="24"/>
+          <w:shd w:val="clear" w:fill="FFFFFF"/>
+          <w:vertAlign w:val="baseline"/>
+        </w:rPr>
+        <w:t xml:space="preserve">: </w:t>
+      </w:r>
+      <w:r>
+        <w:rPr>
+          <w:rFonts w:hint="default" w:ascii="Inter" w:hAnsi="Inter" w:eastAsia="Inter" w:cs="Inter"/>
+          <w:b/>
+          <w:bCs/>
+          <w:i w:val="0"/>
+          <w:iCs w:val="0"/>
+          <w:color w:val="1A1C1E"/>
+          <w:spacing w:val="0"/>
+          <w:w w:val="100"/>
+          <w:sz w:val="24"/>
+          <w:szCs w:val="24"/>
+          <w:shd w:val="clear" w:fill="FFFFFF"/>
+          <w:vertAlign w:val="baseline"/>
+        </w:rPr>
+        <w:t>void —— 1.1</w:t>
+      </w:r>
+      <w:r>
+        <w:rPr>
+          <w:rFonts w:hint="default" w:ascii="Inter" w:hAnsi="Inter" w:eastAsia="Inter" w:cs="Inter"/>
+          <w:b w:val="0"/>
+          <w:bCs w:val="0"/>
+          <w:i w:val="0"/>
+          <w:iCs w:val="0"/>
+          <w:color w:val="1A1C1E"/>
+          <w:spacing w:val="0"/>
+          <w:w w:val="100"/>
+          <w:sz w:val="24"/>
+          <w:szCs w:val="24"/>
+          <w:shd w:val="clear" w:fill="FFFFFF"/>
+          <w:vertAlign w:val="baseline"/>
+        </w:rPr>
+        <w:t>当放映厅创建者选择解散房间时向RoomDismissalController发出解散房间的请求。</w:t>
+      </w:r>
+    </w:p>
+    <w:p>
+      <w:pPr>
+        <w:pStyle w:val="36"/>
+        <w:keepNext w:val="0"/>
+        <w:keepLines w:val="0"/>
+        <w:widowControl/>
+        <w:numPr>
+          <w:ilvl w:val="1"/>
+          <w:numId w:val="102"/>
+        </w:numPr>
+        <w:suppressLineNumbers w:val="0"/>
+        <w:spacing w:before="0" w:beforeAutospacing="0" w:after="45" w:afterAutospacing="0" w:line="14" w:lineRule="atLeast"/>
+        <w:ind w:left="816" w:leftChars="200" w:right="0" w:hanging="336"/>
+        <w:jc w:val="left"/>
+      </w:pPr>
+      <w:r>
+        <w:rPr>
+          <w:rFonts w:hint="default" w:ascii="Inter" w:hAnsi="Inter" w:eastAsia="Inter" w:cs="Inter"/>
+          <w:b w:val="0"/>
+          <w:bCs w:val="0"/>
+          <w:i w:val="0"/>
+          <w:iCs w:val="0"/>
+          <w:color w:val="1A1C1E"/>
+          <w:spacing w:val="0"/>
+          <w:w w:val="100"/>
+          <w:sz w:val="24"/>
+          <w:szCs w:val="24"/>
+          <w:shd w:val="clear" w:fill="FFFFFF"/>
+          <w:vertAlign w:val="baseline"/>
+        </w:rPr>
+        <w:t xml:space="preserve">colse(): </w:t>
+      </w:r>
+      <w:r>
+        <w:rPr>
+          <w:rFonts w:hint="default" w:ascii="Inter" w:hAnsi="Inter" w:eastAsia="Inter" w:cs="Inter"/>
+          <w:b/>
+          <w:bCs/>
+          <w:i w:val="0"/>
+          <w:iCs w:val="0"/>
+          <w:color w:val="1A1C1E"/>
+          <w:spacing w:val="0"/>
+          <w:w w:val="100"/>
+          <w:sz w:val="24"/>
+          <w:szCs w:val="24"/>
+          <w:shd w:val="clear" w:fill="FFFFFF"/>
+          <w:vertAlign w:val="baseline"/>
+        </w:rPr>
+        <w:t xml:space="preserve">void——2.1.8.1 </w:t>
+      </w:r>
+      <w:r>
+        <w:rPr>
+          <w:rFonts w:hint="default" w:ascii="Inter" w:hAnsi="Inter" w:eastAsia="Inter" w:cs="Inter"/>
+          <w:b w:val="0"/>
+          <w:bCs w:val="0"/>
+          <w:i w:val="0"/>
+          <w:iCs w:val="0"/>
+          <w:color w:val="1A1C1E"/>
+          <w:spacing w:val="0"/>
+          <w:w w:val="100"/>
+          <w:sz w:val="24"/>
+          <w:szCs w:val="24"/>
+          <w:shd w:val="clear" w:fill="FFFFFF"/>
+          <w:vertAlign w:val="baseline"/>
+        </w:rPr>
+        <w:t>解散房间后，关闭房间管理界面。</w:t>
+      </w:r>
+    </w:p>
+    <w:p>
+      <w:pPr>
+        <w:pStyle w:val="36"/>
+        <w:keepNext w:val="0"/>
+        <w:keepLines w:val="0"/>
+        <w:widowControl/>
+        <w:suppressLineNumbers w:val="0"/>
+        <w:spacing w:before="0" w:beforeAutospacing="0" w:after="0" w:afterAutospacing="0"/>
+        <w:ind w:left="0" w:right="0"/>
+        <w:jc w:val="left"/>
+      </w:pPr>
+      <w:r>
+        <w:rPr>
+          <w:rFonts w:hint="default" w:ascii="AR PL UMing CN" w:hAnsi="AR PL UMing CN" w:eastAsia="AR PL UMing CN" w:cs="AR PL UMing CN"/>
+          <w:b w:val="0"/>
+          <w:bCs w:val="0"/>
+          <w:i w:val="0"/>
+          <w:iCs w:val="0"/>
+          <w:color w:val="000000"/>
+          <w:spacing w:val="0"/>
+          <w:w w:val="100"/>
+          <w:sz w:val="28"/>
+          <w:szCs w:val="28"/>
+          <w:vertAlign w:val="baseline"/>
+        </w:rPr>
+        <w:t>RoomDismissalUI (解散确认界面)</w:t>
+      </w:r>
+    </w:p>
+    <w:p>
+      <w:pPr>
+        <w:pStyle w:val="36"/>
+        <w:keepNext w:val="0"/>
+        <w:keepLines w:val="0"/>
+        <w:widowControl/>
+        <w:numPr>
+          <w:ilvl w:val="0"/>
+          <w:numId w:val="103"/>
+        </w:numPr>
+        <w:suppressLineNumbers w:val="0"/>
+        <w:spacing w:before="0" w:beforeAutospacing="0" w:after="45" w:afterAutospacing="0" w:line="14" w:lineRule="atLeast"/>
+        <w:ind w:left="0" w:right="0"/>
+        <w:jc w:val="left"/>
+      </w:pPr>
+      <w:r>
+        <w:rPr>
+          <w:rFonts w:hint="default" w:ascii="Inter" w:hAnsi="Inter" w:eastAsia="Inter" w:cs="Inter"/>
+          <w:b/>
+          <w:bCs/>
+          <w:i w:val="0"/>
+          <w:iCs w:val="0"/>
+          <w:color w:val="1A1C1E"/>
+          <w:spacing w:val="0"/>
+          <w:w w:val="100"/>
+          <w:sz w:val="24"/>
+          <w:szCs w:val="24"/>
+          <w:shd w:val="clear" w:fill="FFFFFF"/>
+          <w:vertAlign w:val="baseline"/>
+        </w:rPr>
+        <w:t>属性 (Attributes)</w:t>
+      </w:r>
+      <w:r>
+        <w:rPr>
+          <w:rFonts w:hint="default" w:ascii="Inter" w:hAnsi="Inter" w:eastAsia="Inter" w:cs="Inter"/>
+          <w:b w:val="0"/>
+          <w:bCs w:val="0"/>
+          <w:i w:val="0"/>
+          <w:iCs w:val="0"/>
+          <w:color w:val="1A1C1E"/>
+          <w:spacing w:val="0"/>
+          <w:w w:val="100"/>
+          <w:sz w:val="24"/>
+          <w:szCs w:val="24"/>
+          <w:shd w:val="clear" w:fill="FFFFFF"/>
+          <w:vertAlign w:val="baseline"/>
+        </w:rPr>
+        <w:t>:</w:t>
+      </w:r>
+    </w:p>
+    <w:p>
+      <w:pPr>
+        <w:pStyle w:val="36"/>
+        <w:keepNext w:val="0"/>
+        <w:keepLines w:val="0"/>
+        <w:widowControl/>
+        <w:numPr>
+          <w:ilvl w:val="1"/>
+          <w:numId w:val="103"/>
+        </w:numPr>
+        <w:suppressLineNumbers w:val="0"/>
+        <w:spacing w:before="0" w:beforeAutospacing="0" w:after="45" w:afterAutospacing="0" w:line="14" w:lineRule="atLeast"/>
+        <w:ind w:left="816" w:leftChars="200" w:right="0" w:hanging="336"/>
+        <w:jc w:val="left"/>
+      </w:pPr>
+      <w:r>
+        <w:rPr>
+          <w:rFonts w:hint="default" w:ascii="DM Mono" w:hAnsi="DM Mono" w:eastAsia="DM Mono" w:cs="DM Mono"/>
+          <w:b w:val="0"/>
+          <w:bCs w:val="0"/>
+          <w:i w:val="0"/>
+          <w:iCs w:val="0"/>
+          <w:color w:val="0F0F10"/>
+          <w:spacing w:val="0"/>
+          <w:w w:val="100"/>
+          <w:sz w:val="24"/>
+          <w:szCs w:val="24"/>
+          <w:vertAlign w:val="baseline"/>
+        </w:rPr>
+        <w:t xml:space="preserve">caution: </w:t>
+      </w:r>
+      <w:r>
+        <w:rPr>
+          <w:rFonts w:hint="default" w:ascii="DM Mono" w:hAnsi="DM Mono" w:eastAsia="DM Mono" w:cs="DM Mono"/>
+          <w:b/>
+          <w:bCs/>
+          <w:i w:val="0"/>
+          <w:iCs w:val="0"/>
+          <w:color w:val="0F0F10"/>
+          <w:spacing w:val="0"/>
+          <w:w w:val="100"/>
+          <w:sz w:val="24"/>
+          <w:szCs w:val="24"/>
+          <w:vertAlign w:val="baseline"/>
+        </w:rPr>
+        <w:t>string——</w:t>
+      </w:r>
+      <w:r>
+        <w:rPr>
+          <w:rFonts w:hint="default" w:ascii="DM Mono" w:hAnsi="DM Mono" w:eastAsia="DM Mono" w:cs="DM Mono"/>
+          <w:b w:val="0"/>
+          <w:bCs w:val="0"/>
+          <w:i w:val="0"/>
+          <w:iCs w:val="0"/>
+          <w:color w:val="0F0F10"/>
+          <w:spacing w:val="0"/>
+          <w:w w:val="100"/>
+          <w:sz w:val="24"/>
+          <w:szCs w:val="24"/>
+          <w:vertAlign w:val="baseline"/>
+        </w:rPr>
+        <w:t>向放映厅创建者发出的解散房</w:t>
+      </w:r>
+      <w:bookmarkStart w:id="67" w:name="_GoBack"/>
+      <w:bookmarkEnd w:id="67"/>
+      <w:r>
+        <w:rPr>
+          <w:rFonts w:hint="default" w:ascii="DM Mono" w:hAnsi="DM Mono" w:eastAsia="DM Mono" w:cs="DM Mono"/>
+          <w:b w:val="0"/>
+          <w:bCs w:val="0"/>
+          <w:i w:val="0"/>
+          <w:iCs w:val="0"/>
+          <w:color w:val="0F0F10"/>
+          <w:spacing w:val="0"/>
+          <w:w w:val="100"/>
+          <w:sz w:val="24"/>
+          <w:szCs w:val="24"/>
+          <w:vertAlign w:val="baseline"/>
+        </w:rPr>
+        <w:t>间警示信息。</w:t>
+      </w:r>
+    </w:p>
+    <w:p>
+      <w:pPr>
+        <w:pStyle w:val="36"/>
+        <w:keepNext w:val="0"/>
+        <w:keepLines w:val="0"/>
+        <w:widowControl/>
+        <w:numPr>
+          <w:ilvl w:val="0"/>
+          <w:numId w:val="103"/>
+        </w:numPr>
+        <w:suppressLineNumbers w:val="0"/>
+        <w:spacing w:before="0" w:beforeAutospacing="0" w:after="45" w:afterAutospacing="0" w:line="14" w:lineRule="atLeast"/>
+        <w:ind w:left="0" w:right="0"/>
+        <w:jc w:val="left"/>
+      </w:pPr>
+      <w:r>
+        <w:rPr>
+          <w:rFonts w:hint="default" w:ascii="Inter" w:hAnsi="Inter" w:eastAsia="Inter" w:cs="Inter"/>
+          <w:b/>
+          <w:bCs/>
+          <w:i w:val="0"/>
+          <w:iCs w:val="0"/>
+          <w:color w:val="1A1C1E"/>
+          <w:spacing w:val="0"/>
+          <w:w w:val="100"/>
+          <w:sz w:val="24"/>
+          <w:szCs w:val="24"/>
+          <w:shd w:val="clear" w:fill="FFFFFF"/>
+          <w:vertAlign w:val="baseline"/>
+        </w:rPr>
+        <w:t>操作 (Operations)</w:t>
+      </w:r>
+      <w:r>
+        <w:rPr>
+          <w:rFonts w:hint="default" w:ascii="Inter" w:hAnsi="Inter" w:eastAsia="Inter" w:cs="Inter"/>
+          <w:b w:val="0"/>
+          <w:bCs w:val="0"/>
+          <w:i w:val="0"/>
+          <w:iCs w:val="0"/>
+          <w:color w:val="1A1C1E"/>
+          <w:spacing w:val="0"/>
+          <w:w w:val="100"/>
+          <w:sz w:val="24"/>
+          <w:szCs w:val="24"/>
+          <w:shd w:val="clear" w:fill="FFFFFF"/>
+          <w:vertAlign w:val="baseline"/>
+        </w:rPr>
+        <w:t>:</w:t>
+      </w:r>
+    </w:p>
+    <w:p>
+      <w:pPr>
+        <w:pStyle w:val="36"/>
+        <w:keepNext w:val="0"/>
+        <w:keepLines w:val="0"/>
+        <w:widowControl/>
+        <w:numPr>
+          <w:ilvl w:val="1"/>
+          <w:numId w:val="103"/>
+        </w:numPr>
+        <w:suppressLineNumbers w:val="0"/>
+        <w:spacing w:before="0" w:beforeAutospacing="0" w:after="45" w:afterAutospacing="0" w:line="14" w:lineRule="atLeast"/>
+        <w:ind w:left="816" w:leftChars="200" w:right="0" w:hanging="336"/>
+        <w:jc w:val="left"/>
+      </w:pPr>
+      <w:r>
+        <w:rPr>
+          <w:rFonts w:hint="default" w:ascii="DM Mono" w:hAnsi="DM Mono" w:eastAsia="DM Mono" w:cs="DM Mono"/>
+          <w:b w:val="0"/>
+          <w:bCs w:val="0"/>
+          <w:i w:val="0"/>
+          <w:iCs w:val="0"/>
+          <w:color w:val="0F0F10"/>
+          <w:spacing w:val="0"/>
+          <w:w w:val="100"/>
+          <w:sz w:val="24"/>
+          <w:szCs w:val="24"/>
+          <w:vertAlign w:val="baseline"/>
+        </w:rPr>
+        <w:t xml:space="preserve">showCautionDialog(): </w:t>
+      </w:r>
+      <w:r>
+        <w:rPr>
+          <w:rFonts w:hint="default" w:ascii="DM Mono" w:hAnsi="DM Mono" w:eastAsia="DM Mono" w:cs="DM Mono"/>
+          <w:b/>
+          <w:bCs/>
+          <w:i w:val="0"/>
+          <w:iCs w:val="0"/>
+          <w:color w:val="0F0F10"/>
+          <w:spacing w:val="0"/>
+          <w:w w:val="100"/>
+          <w:sz w:val="24"/>
+          <w:szCs w:val="24"/>
+          <w:vertAlign w:val="baseline"/>
+        </w:rPr>
+        <w:t>void——1.1.1</w:t>
+      </w:r>
+      <w:r>
+        <w:rPr>
+          <w:rFonts w:hint="default" w:ascii="DM Mono" w:hAnsi="DM Mono" w:eastAsia="DM Mono" w:cs="DM Mono"/>
+          <w:b w:val="0"/>
+          <w:bCs w:val="0"/>
+          <w:i w:val="0"/>
+          <w:iCs w:val="0"/>
+          <w:color w:val="0F0F10"/>
+          <w:spacing w:val="0"/>
+          <w:w w:val="100"/>
+          <w:sz w:val="24"/>
+          <w:szCs w:val="24"/>
+          <w:vertAlign w:val="baseline"/>
+        </w:rPr>
+        <w:t>展示解散房间确认对话框</w:t>
+      </w:r>
+    </w:p>
+    <w:p>
+      <w:pPr>
+        <w:pStyle w:val="36"/>
+        <w:keepNext w:val="0"/>
+        <w:keepLines w:val="0"/>
+        <w:widowControl/>
+        <w:numPr>
+          <w:ilvl w:val="1"/>
+          <w:numId w:val="103"/>
+        </w:numPr>
+        <w:suppressLineNumbers w:val="0"/>
+        <w:spacing w:before="0" w:beforeAutospacing="0" w:after="45" w:afterAutospacing="0" w:line="14" w:lineRule="atLeast"/>
+        <w:ind w:left="816" w:leftChars="200" w:right="0" w:hanging="336"/>
+        <w:jc w:val="left"/>
+      </w:pPr>
+      <w:r>
+        <w:rPr>
+          <w:rFonts w:hint="default" w:ascii="AR PL UMing CN" w:hAnsi="AR PL UMing CN" w:eastAsia="AR PL UMing CN" w:cs="AR PL UMing CN"/>
+          <w:b w:val="0"/>
+          <w:bCs w:val="0"/>
+          <w:i w:val="0"/>
+          <w:iCs w:val="0"/>
+          <w:color w:val="000000"/>
+          <w:spacing w:val="0"/>
+          <w:w w:val="100"/>
+          <w:sz w:val="24"/>
+          <w:szCs w:val="24"/>
+          <w:vertAlign w:val="baseline"/>
+        </w:rPr>
+        <w:t xml:space="preserve">userConfirmed(): </w:t>
+      </w:r>
+      <w:r>
+        <w:rPr>
+          <w:rFonts w:hint="default" w:ascii="AR PL UMing CN" w:hAnsi="AR PL UMing CN" w:eastAsia="AR PL UMing CN" w:cs="AR PL UMing CN"/>
+          <w:b/>
+          <w:bCs/>
+          <w:i w:val="0"/>
+          <w:iCs w:val="0"/>
+          <w:color w:val="000000"/>
+          <w:spacing w:val="0"/>
+          <w:w w:val="100"/>
+          <w:sz w:val="24"/>
+          <w:szCs w:val="24"/>
+          <w:vertAlign w:val="baseline"/>
+        </w:rPr>
+        <w:t>void——2.1</w:t>
+      </w:r>
+      <w:r>
+        <w:rPr>
+          <w:rFonts w:hint="default" w:ascii="AR PL UMing CN" w:hAnsi="AR PL UMing CN" w:eastAsia="AR PL UMing CN" w:cs="AR PL UMing CN"/>
+          <w:b w:val="0"/>
+          <w:bCs w:val="0"/>
+          <w:i w:val="0"/>
+          <w:iCs w:val="0"/>
+          <w:color w:val="000000"/>
+          <w:spacing w:val="0"/>
+          <w:w w:val="100"/>
+          <w:sz w:val="24"/>
+          <w:szCs w:val="24"/>
+          <w:vertAlign w:val="baseline"/>
+        </w:rPr>
+        <w:t>放映厅创建者确认解散房间，向RoomDismissalController传递信息。</w:t>
+      </w:r>
+    </w:p>
+    <w:p>
+      <w:pPr>
+        <w:pStyle w:val="36"/>
+        <w:keepNext w:val="0"/>
+        <w:keepLines w:val="0"/>
+        <w:widowControl/>
+        <w:numPr>
+          <w:ilvl w:val="1"/>
+          <w:numId w:val="103"/>
+        </w:numPr>
+        <w:suppressLineNumbers w:val="0"/>
+        <w:spacing w:before="0" w:beforeAutospacing="0" w:after="45" w:afterAutospacing="0" w:line="14" w:lineRule="atLeast"/>
+        <w:ind w:left="816" w:leftChars="200" w:right="0" w:hanging="336"/>
+        <w:jc w:val="left"/>
+      </w:pPr>
+      <w:r>
+        <w:rPr>
+          <w:rFonts w:hint="default" w:ascii="AR PL UMing CN" w:hAnsi="AR PL UMing CN" w:eastAsia="AR PL UMing CN" w:cs="AR PL UMing CN"/>
+          <w:b w:val="0"/>
+          <w:bCs w:val="0"/>
+          <w:i w:val="0"/>
+          <w:iCs w:val="0"/>
+          <w:color w:val="000000"/>
+          <w:spacing w:val="0"/>
+          <w:w w:val="100"/>
+          <w:sz w:val="24"/>
+          <w:szCs w:val="24"/>
+          <w:vertAlign w:val="baseline"/>
+        </w:rPr>
+        <w:t xml:space="preserve">close(): </w:t>
+      </w:r>
+      <w:r>
+        <w:rPr>
+          <w:rFonts w:hint="default" w:ascii="AR PL UMing CN" w:hAnsi="AR PL UMing CN" w:eastAsia="AR PL UMing CN" w:cs="AR PL UMing CN"/>
+          <w:b/>
+          <w:bCs/>
+          <w:i w:val="0"/>
+          <w:iCs w:val="0"/>
+          <w:color w:val="000000"/>
+          <w:spacing w:val="0"/>
+          <w:w w:val="100"/>
+          <w:sz w:val="24"/>
+          <w:szCs w:val="24"/>
+          <w:vertAlign w:val="baseline"/>
+        </w:rPr>
+        <w:t xml:space="preserve">void——2 </w:t>
+      </w:r>
+      <w:r>
+        <w:rPr>
+          <w:rFonts w:hint="default" w:ascii="AR PL UMing CN" w:hAnsi="AR PL UMing CN" w:eastAsia="AR PL UMing CN" w:cs="AR PL UMing CN"/>
+          <w:b w:val="0"/>
+          <w:bCs w:val="0"/>
+          <w:i w:val="0"/>
+          <w:iCs w:val="0"/>
+          <w:color w:val="000000"/>
+          <w:spacing w:val="0"/>
+          <w:w w:val="100"/>
+          <w:sz w:val="24"/>
+          <w:szCs w:val="24"/>
+          <w:vertAlign w:val="baseline"/>
+        </w:rPr>
+        <w:t>放映厅创建者确认房间后，关闭解散确认界面。</w:t>
+      </w:r>
+    </w:p>
+    <w:p>
+      <w:pPr>
+        <w:pStyle w:val="36"/>
+        <w:keepNext w:val="0"/>
+        <w:keepLines w:val="0"/>
+        <w:widowControl/>
+        <w:suppressLineNumbers w:val="0"/>
+        <w:spacing w:before="0" w:beforeAutospacing="0" w:after="0" w:afterAutospacing="0"/>
+        <w:ind w:left="0" w:right="0"/>
+        <w:jc w:val="left"/>
+      </w:pPr>
+      <w:r>
+        <w:rPr>
+          <w:rFonts w:hint="default" w:ascii="AR PL UMing CN" w:hAnsi="AR PL UMing CN" w:eastAsia="AR PL UMing CN" w:cs="AR PL UMing CN"/>
+          <w:b w:val="0"/>
+          <w:bCs w:val="0"/>
+          <w:i w:val="0"/>
+          <w:iCs w:val="0"/>
+          <w:color w:val="000000"/>
+          <w:spacing w:val="0"/>
+          <w:w w:val="100"/>
+          <w:sz w:val="24"/>
+          <w:szCs w:val="24"/>
+          <w:vertAlign w:val="baseline"/>
+          <w:lang w:val="en-US"/>
+        </w:rPr>
+        <w:t> </w:t>
+      </w:r>
+    </w:p>
+    <w:p>
+      <w:pPr>
+        <w:pStyle w:val="36"/>
+        <w:keepNext w:val="0"/>
+        <w:keepLines w:val="0"/>
+        <w:widowControl/>
+        <w:suppressLineNumbers w:val="0"/>
+        <w:spacing w:before="0" w:beforeAutospacing="0" w:after="0" w:afterAutospacing="0"/>
+        <w:ind w:left="0" w:right="0"/>
+        <w:jc w:val="left"/>
+      </w:pPr>
+      <w:r>
+        <w:rPr>
+          <w:rFonts w:hint="default" w:ascii="AR PL UMing CN" w:hAnsi="AR PL UMing CN" w:eastAsia="AR PL UMing CN" w:cs="AR PL UMing CN"/>
+          <w:b w:val="0"/>
+          <w:bCs w:val="0"/>
+          <w:i w:val="0"/>
+          <w:iCs w:val="0"/>
+          <w:color w:val="000000"/>
+          <w:spacing w:val="0"/>
+          <w:w w:val="100"/>
+          <w:sz w:val="32"/>
+          <w:szCs w:val="32"/>
+          <w:vertAlign w:val="baseline"/>
+          <w:lang w:val="en-US"/>
+        </w:rPr>
+        <w:t> </w:t>
+      </w:r>
+    </w:p>
+    <w:p>
+      <w:pPr>
+        <w:pStyle w:val="36"/>
+        <w:keepNext w:val="0"/>
+        <w:keepLines w:val="0"/>
+        <w:widowControl/>
+        <w:suppressLineNumbers w:val="0"/>
+        <w:spacing w:before="0" w:beforeAutospacing="0" w:after="0" w:afterAutospacing="0"/>
+        <w:ind w:left="0" w:right="0"/>
+        <w:jc w:val="left"/>
+      </w:pPr>
+      <w:r>
+        <w:rPr>
+          <w:rFonts w:hint="default" w:ascii="AR PL UMing CN" w:hAnsi="AR PL UMing CN" w:eastAsia="AR PL UMing CN" w:cs="AR PL UMing CN"/>
+          <w:b/>
+          <w:bCs/>
+          <w:i w:val="0"/>
+          <w:iCs w:val="0"/>
+          <w:color w:val="000000"/>
+          <w:spacing w:val="0"/>
+          <w:w w:val="100"/>
+          <w:sz w:val="32"/>
+          <w:szCs w:val="32"/>
+          <w:vertAlign w:val="baseline"/>
+        </w:rPr>
+        <w:t>控制类</w:t>
+      </w:r>
+    </w:p>
+    <w:p>
+      <w:pPr>
+        <w:pStyle w:val="36"/>
+        <w:keepNext w:val="0"/>
+        <w:keepLines w:val="0"/>
+        <w:widowControl/>
+        <w:suppressLineNumbers w:val="0"/>
+        <w:spacing w:before="0" w:beforeAutospacing="0" w:after="0" w:afterAutospacing="0"/>
+        <w:ind w:left="0" w:right="0"/>
+        <w:jc w:val="left"/>
+      </w:pPr>
+      <w:r>
+        <w:rPr>
+          <w:rFonts w:hint="default" w:ascii="AR PL UMing CN" w:hAnsi="AR PL UMing CN" w:eastAsia="AR PL UMing CN" w:cs="AR PL UMing CN"/>
+          <w:b w:val="0"/>
+          <w:bCs w:val="0"/>
+          <w:i w:val="0"/>
+          <w:iCs w:val="0"/>
+          <w:color w:val="000000"/>
+          <w:spacing w:val="0"/>
+          <w:w w:val="100"/>
+          <w:sz w:val="28"/>
+          <w:szCs w:val="28"/>
+          <w:vertAlign w:val="baseline"/>
+        </w:rPr>
+        <w:t>RoomDismissalController (房间解散控制器)</w:t>
+      </w:r>
+    </w:p>
+    <w:p>
+      <w:pPr>
+        <w:pStyle w:val="36"/>
+        <w:keepNext w:val="0"/>
+        <w:keepLines w:val="0"/>
+        <w:widowControl/>
+        <w:numPr>
+          <w:ilvl w:val="0"/>
+          <w:numId w:val="104"/>
+        </w:numPr>
+        <w:suppressLineNumbers w:val="0"/>
+        <w:spacing w:before="0" w:beforeAutospacing="0" w:after="45" w:afterAutospacing="0" w:line="14" w:lineRule="atLeast"/>
+        <w:ind w:left="336" w:right="0" w:hanging="336"/>
+        <w:jc w:val="left"/>
+      </w:pPr>
+      <w:r>
+        <w:rPr>
+          <w:rFonts w:hint="default" w:ascii="Inter" w:hAnsi="Inter" w:eastAsia="Inter" w:cs="Inter"/>
+          <w:b/>
+          <w:bCs/>
+          <w:i w:val="0"/>
+          <w:iCs w:val="0"/>
+          <w:color w:val="1A1C1E"/>
+          <w:spacing w:val="0"/>
+          <w:w w:val="100"/>
+          <w:sz w:val="24"/>
+          <w:szCs w:val="24"/>
+          <w:shd w:val="clear" w:fill="FFFFFF"/>
+          <w:vertAlign w:val="baseline"/>
+        </w:rPr>
+        <w:t>操作 (Operations)</w:t>
+      </w:r>
+      <w:r>
+        <w:rPr>
+          <w:rFonts w:hint="default" w:ascii="Inter" w:hAnsi="Inter" w:eastAsia="Inter" w:cs="Inter"/>
+          <w:b w:val="0"/>
+          <w:bCs w:val="0"/>
+          <w:i w:val="0"/>
+          <w:iCs w:val="0"/>
+          <w:color w:val="1A1C1E"/>
+          <w:spacing w:val="0"/>
+          <w:w w:val="100"/>
+          <w:sz w:val="24"/>
+          <w:szCs w:val="24"/>
+          <w:shd w:val="clear" w:fill="FFFFFF"/>
+          <w:vertAlign w:val="baseline"/>
+        </w:rPr>
+        <w:t>:</w:t>
+      </w:r>
+    </w:p>
+    <w:p>
+      <w:pPr>
+        <w:pStyle w:val="36"/>
+        <w:keepNext w:val="0"/>
+        <w:keepLines w:val="0"/>
+        <w:widowControl/>
+        <w:numPr>
+          <w:ilvl w:val="1"/>
+          <w:numId w:val="104"/>
+        </w:numPr>
+        <w:suppressLineNumbers w:val="0"/>
+        <w:spacing w:before="0" w:beforeAutospacing="0" w:after="45" w:afterAutospacing="0" w:line="14" w:lineRule="atLeast"/>
+        <w:ind w:left="816" w:leftChars="200" w:right="0" w:hanging="336"/>
+        <w:jc w:val="left"/>
+      </w:pPr>
+      <w:r>
+        <w:rPr>
+          <w:rFonts w:hint="default" w:ascii="Inter" w:hAnsi="Inter" w:eastAsia="Inter" w:cs="Inter"/>
+          <w:b w:val="0"/>
+          <w:bCs w:val="0"/>
+          <w:i w:val="0"/>
+          <w:iCs w:val="0"/>
+          <w:color w:val="1A1C1E"/>
+          <w:spacing w:val="0"/>
+          <w:w w:val="100"/>
+          <w:sz w:val="24"/>
+          <w:szCs w:val="24"/>
+          <w:shd w:val="clear" w:fill="FFFFFF"/>
+          <w:vertAlign w:val="baseline"/>
+        </w:rPr>
+        <w:t>acceptDismissRequest():</w:t>
+      </w:r>
+      <w:r>
+        <w:rPr>
+          <w:rFonts w:hint="default" w:ascii="Inter" w:hAnsi="Inter" w:eastAsia="Inter" w:cs="Inter"/>
+          <w:b/>
+          <w:bCs/>
+          <w:i w:val="0"/>
+          <w:iCs w:val="0"/>
+          <w:color w:val="1A1C1E"/>
+          <w:spacing w:val="0"/>
+          <w:w w:val="100"/>
+          <w:sz w:val="24"/>
+          <w:szCs w:val="24"/>
+          <w:shd w:val="clear" w:fill="FFFFFF"/>
+          <w:vertAlign w:val="baseline"/>
+        </w:rPr>
+        <w:t>void——</w:t>
+      </w:r>
+      <w:r>
+        <w:rPr>
+          <w:rFonts w:hint="default" w:ascii="Inter" w:hAnsi="Inter" w:eastAsia="Inter" w:cs="Inter"/>
+          <w:b w:val="0"/>
+          <w:bCs w:val="0"/>
+          <w:i w:val="0"/>
+          <w:iCs w:val="0"/>
+          <w:color w:val="1A1C1E"/>
+          <w:spacing w:val="0"/>
+          <w:w w:val="100"/>
+          <w:sz w:val="24"/>
+          <w:szCs w:val="24"/>
+          <w:shd w:val="clear" w:fill="FFFFFF"/>
+          <w:vertAlign w:val="baseline"/>
+        </w:rPr>
+        <w:t>接受解散房间的请求，并且展示RoomDismissalUI。</w:t>
+      </w:r>
+    </w:p>
+    <w:p>
+      <w:pPr>
+        <w:pStyle w:val="36"/>
+        <w:keepNext w:val="0"/>
+        <w:keepLines w:val="0"/>
+        <w:widowControl/>
+        <w:numPr>
+          <w:ilvl w:val="1"/>
+          <w:numId w:val="104"/>
+        </w:numPr>
+        <w:suppressLineNumbers w:val="0"/>
+        <w:spacing w:before="0" w:beforeAutospacing="0" w:after="45" w:afterAutospacing="0" w:line="14" w:lineRule="atLeast"/>
+        <w:ind w:left="816" w:leftChars="200" w:right="0" w:hanging="336"/>
+        <w:jc w:val="left"/>
+      </w:pPr>
+      <w:r>
+        <w:rPr>
+          <w:rFonts w:hint="default" w:ascii="DM Mono" w:hAnsi="DM Mono" w:eastAsia="DM Mono" w:cs="DM Mono"/>
+          <w:b w:val="0"/>
+          <w:bCs w:val="0"/>
+          <w:i w:val="0"/>
+          <w:iCs w:val="0"/>
+          <w:color w:val="0F0F10"/>
+          <w:spacing w:val="0"/>
+          <w:w w:val="100"/>
+          <w:sz w:val="24"/>
+          <w:szCs w:val="24"/>
+          <w:vertAlign w:val="baseline"/>
+        </w:rPr>
+        <w:t>getAllParticipants(roomId)</w:t>
+      </w:r>
+      <w:r>
+        <w:rPr>
+          <w:rFonts w:hint="default" w:ascii="Inter" w:hAnsi="Inter" w:eastAsia="Inter" w:cs="Inter"/>
+          <w:b w:val="0"/>
+          <w:bCs w:val="0"/>
+          <w:i w:val="0"/>
+          <w:iCs w:val="0"/>
+          <w:color w:val="1A1C1E"/>
+          <w:spacing w:val="0"/>
+          <w:w w:val="100"/>
+          <w:sz w:val="24"/>
+          <w:szCs w:val="24"/>
+          <w:shd w:val="clear" w:fill="FFFFFF"/>
+          <w:vertAlign w:val="baseline"/>
+        </w:rPr>
+        <w:t xml:space="preserve">: </w:t>
+      </w:r>
+      <w:r>
+        <w:rPr>
+          <w:rFonts w:hint="default" w:ascii="Inter" w:hAnsi="Inter" w:eastAsia="Inter" w:cs="Inter"/>
+          <w:b/>
+          <w:bCs/>
+          <w:i w:val="0"/>
+          <w:iCs w:val="0"/>
+          <w:color w:val="1A1C1E"/>
+          <w:spacing w:val="0"/>
+          <w:w w:val="100"/>
+          <w:sz w:val="24"/>
+          <w:szCs w:val="24"/>
+          <w:shd w:val="clear" w:fill="FFFFFF"/>
+          <w:vertAlign w:val="baseline"/>
+        </w:rPr>
+        <w:t>List&lt;Participant&gt;——2.1.3</w:t>
+      </w:r>
+      <w:r>
+        <w:rPr>
+          <w:rFonts w:hint="default" w:ascii="Inter" w:hAnsi="Inter" w:eastAsia="Inter" w:cs="Inter"/>
+          <w:b w:val="0"/>
+          <w:bCs w:val="0"/>
+          <w:i w:val="0"/>
+          <w:iCs w:val="0"/>
+          <w:color w:val="1A1C1E"/>
+          <w:spacing w:val="0"/>
+          <w:w w:val="100"/>
+          <w:sz w:val="24"/>
+          <w:szCs w:val="24"/>
+          <w:shd w:val="clear" w:fill="FFFFFF"/>
+          <w:vertAlign w:val="baseline"/>
+        </w:rPr>
+        <w:t>获取该房间内观众的信息。</w:t>
+      </w:r>
+    </w:p>
+    <w:p>
+      <w:pPr>
+        <w:pStyle w:val="36"/>
+        <w:keepNext w:val="0"/>
+        <w:keepLines w:val="0"/>
+        <w:widowControl/>
+        <w:numPr>
+          <w:ilvl w:val="1"/>
+          <w:numId w:val="104"/>
+        </w:numPr>
+        <w:suppressLineNumbers w:val="0"/>
+        <w:spacing w:before="0" w:beforeAutospacing="0" w:after="45" w:afterAutospacing="0" w:line="14" w:lineRule="atLeast"/>
+        <w:ind w:left="816" w:leftChars="200" w:right="0" w:hanging="336"/>
+        <w:jc w:val="left"/>
+      </w:pPr>
+      <w:r>
+        <w:rPr>
+          <w:rFonts w:hint="default" w:ascii="Inter" w:hAnsi="Inter" w:eastAsia="Inter" w:cs="Inter"/>
+          <w:b w:val="0"/>
+          <w:bCs w:val="0"/>
+          <w:i w:val="0"/>
+          <w:iCs w:val="0"/>
+          <w:color w:val="1A1C1E"/>
+          <w:spacing w:val="0"/>
+          <w:w w:val="100"/>
+          <w:sz w:val="24"/>
+          <w:szCs w:val="24"/>
+          <w:shd w:val="clear" w:fill="FFFFFF"/>
+          <w:vertAlign w:val="baseline"/>
+        </w:rPr>
+        <w:t xml:space="preserve">disconnect(participantId): </w:t>
+      </w:r>
+      <w:r>
+        <w:rPr>
+          <w:rFonts w:hint="default" w:ascii="Inter" w:hAnsi="Inter" w:eastAsia="Inter" w:cs="Inter"/>
+          <w:b/>
+          <w:bCs/>
+          <w:i w:val="0"/>
+          <w:iCs w:val="0"/>
+          <w:color w:val="1A1C1E"/>
+          <w:spacing w:val="0"/>
+          <w:w w:val="100"/>
+          <w:sz w:val="24"/>
+          <w:szCs w:val="24"/>
+          <w:shd w:val="clear" w:fill="FFFFFF"/>
+          <w:vertAlign w:val="baseline"/>
+        </w:rPr>
+        <w:t>void——2.1.5</w:t>
+      </w:r>
+      <w:r>
+        <w:rPr>
+          <w:rFonts w:hint="default" w:ascii="Inter" w:hAnsi="Inter" w:eastAsia="Inter" w:cs="Inter"/>
+          <w:b w:val="0"/>
+          <w:bCs w:val="0"/>
+          <w:i w:val="0"/>
+          <w:iCs w:val="0"/>
+          <w:color w:val="1A1C1E"/>
+          <w:spacing w:val="0"/>
+          <w:w w:val="100"/>
+          <w:sz w:val="24"/>
+          <w:szCs w:val="24"/>
+          <w:shd w:val="clear" w:fill="FFFFFF"/>
+          <w:vertAlign w:val="baseline"/>
+        </w:rPr>
+        <w:t>断开与房间内所有观众的连接。</w:t>
+      </w:r>
+    </w:p>
+    <w:p>
+      <w:pPr>
+        <w:pStyle w:val="36"/>
+        <w:keepNext w:val="0"/>
+        <w:keepLines w:val="0"/>
+        <w:widowControl/>
+        <w:numPr>
+          <w:ilvl w:val="1"/>
+          <w:numId w:val="104"/>
+        </w:numPr>
+        <w:suppressLineNumbers w:val="0"/>
+        <w:spacing w:before="0" w:beforeAutospacing="0" w:after="45" w:afterAutospacing="0" w:line="14" w:lineRule="atLeast"/>
+        <w:ind w:left="816" w:leftChars="200" w:right="0" w:hanging="336"/>
+        <w:jc w:val="left"/>
+      </w:pPr>
+      <w:r>
+        <w:rPr>
+          <w:rFonts w:hint="default" w:ascii="Inter" w:hAnsi="Inter" w:eastAsia="Inter" w:cs="Inter"/>
+          <w:b w:val="0"/>
+          <w:bCs w:val="0"/>
+          <w:i w:val="0"/>
+          <w:iCs w:val="0"/>
+          <w:color w:val="1A1C1E"/>
+          <w:spacing w:val="0"/>
+          <w:w w:val="100"/>
+          <w:sz w:val="24"/>
+          <w:szCs w:val="24"/>
+          <w:shd w:val="clear" w:fill="FFFFFF"/>
+          <w:vertAlign w:val="baseline"/>
+        </w:rPr>
+        <w:t xml:space="preserve">destroyRoom(roomId): </w:t>
+      </w:r>
+      <w:r>
+        <w:rPr>
+          <w:rFonts w:hint="default" w:ascii="Inter" w:hAnsi="Inter" w:eastAsia="Inter" w:cs="Inter"/>
+          <w:b/>
+          <w:bCs/>
+          <w:i w:val="0"/>
+          <w:iCs w:val="0"/>
+          <w:color w:val="1A1C1E"/>
+          <w:spacing w:val="0"/>
+          <w:w w:val="100"/>
+          <w:sz w:val="24"/>
+          <w:szCs w:val="24"/>
+          <w:shd w:val="clear" w:fill="FFFFFF"/>
+          <w:vertAlign w:val="baseline"/>
+        </w:rPr>
+        <w:t xml:space="preserve">void——2.1.6 </w:t>
+      </w:r>
+      <w:r>
+        <w:rPr>
+          <w:rFonts w:hint="default" w:ascii="Inter" w:hAnsi="Inter" w:eastAsia="Inter" w:cs="Inter"/>
+          <w:b w:val="0"/>
+          <w:bCs w:val="0"/>
+          <w:i w:val="0"/>
+          <w:iCs w:val="0"/>
+          <w:color w:val="1A1C1E"/>
+          <w:spacing w:val="0"/>
+          <w:w w:val="100"/>
+          <w:sz w:val="24"/>
+          <w:szCs w:val="24"/>
+          <w:shd w:val="clear" w:fill="FFFFFF"/>
+          <w:vertAlign w:val="baseline"/>
+        </w:rPr>
+        <w:t>解散房间</w:t>
+      </w:r>
+    </w:p>
+    <w:p>
+      <w:pPr>
+        <w:pStyle w:val="36"/>
+        <w:keepNext w:val="0"/>
+        <w:keepLines w:val="0"/>
+        <w:widowControl/>
+        <w:numPr>
+          <w:ilvl w:val="1"/>
+          <w:numId w:val="104"/>
+        </w:numPr>
+        <w:suppressLineNumbers w:val="0"/>
+        <w:spacing w:before="0" w:beforeAutospacing="0" w:after="45" w:afterAutospacing="0" w:line="14" w:lineRule="atLeast"/>
+        <w:ind w:left="816" w:leftChars="200" w:right="0" w:hanging="336"/>
+        <w:jc w:val="left"/>
+      </w:pPr>
+      <w:r>
+        <w:rPr>
+          <w:rFonts w:hint="default" w:ascii="Inter" w:hAnsi="Inter" w:eastAsia="Inter" w:cs="Inter"/>
+          <w:b w:val="0"/>
+          <w:bCs w:val="0"/>
+          <w:i w:val="0"/>
+          <w:iCs w:val="0"/>
+          <w:color w:val="1A1C1E"/>
+          <w:spacing w:val="0"/>
+          <w:w w:val="100"/>
+          <w:sz w:val="24"/>
+          <w:szCs w:val="24"/>
+          <w:shd w:val="clear" w:fill="FFFFFF"/>
+          <w:vertAlign w:val="baseline"/>
+        </w:rPr>
+        <w:t xml:space="preserve">dismissComplete(): </w:t>
+      </w:r>
+      <w:r>
+        <w:rPr>
+          <w:rFonts w:hint="default" w:ascii="Inter" w:hAnsi="Inter" w:eastAsia="Inter" w:cs="Inter"/>
+          <w:b/>
+          <w:bCs/>
+          <w:i w:val="0"/>
+          <w:iCs w:val="0"/>
+          <w:color w:val="1A1C1E"/>
+          <w:spacing w:val="0"/>
+          <w:w w:val="100"/>
+          <w:sz w:val="24"/>
+          <w:szCs w:val="24"/>
+          <w:shd w:val="clear" w:fill="FFFFFF"/>
+          <w:vertAlign w:val="baseline"/>
+        </w:rPr>
+        <w:t>void——2.1.8</w:t>
+      </w:r>
+      <w:r>
+        <w:rPr>
+          <w:rFonts w:hint="default" w:ascii="Inter" w:hAnsi="Inter" w:eastAsia="Inter" w:cs="Inter"/>
+          <w:b w:val="0"/>
+          <w:bCs w:val="0"/>
+          <w:i w:val="0"/>
+          <w:iCs w:val="0"/>
+          <w:color w:val="1A1C1E"/>
+          <w:spacing w:val="0"/>
+          <w:w w:val="100"/>
+          <w:sz w:val="24"/>
+          <w:szCs w:val="24"/>
+          <w:shd w:val="clear" w:fill="FFFFFF"/>
+          <w:vertAlign w:val="baseline"/>
+        </w:rPr>
+        <w:t xml:space="preserve"> 成功解散房间，并且关闭RoomManagementUI。</w:t>
+      </w:r>
+    </w:p>
+    <w:p>
+      <w:pPr>
+        <w:pStyle w:val="36"/>
+        <w:keepNext w:val="0"/>
+        <w:keepLines w:val="0"/>
+        <w:widowControl/>
+        <w:suppressLineNumbers w:val="0"/>
+        <w:spacing w:before="0" w:beforeAutospacing="0" w:after="0" w:afterAutospacing="0"/>
+        <w:ind w:left="0" w:right="0"/>
+        <w:jc w:val="left"/>
+      </w:pPr>
+      <w:r>
+        <w:rPr>
+          <w:rFonts w:hint="default" w:ascii="AR PL UMing CN" w:hAnsi="AR PL UMing CN" w:eastAsia="AR PL UMing CN" w:cs="AR PL UMing CN"/>
+          <w:b w:val="0"/>
+          <w:bCs w:val="0"/>
+          <w:i w:val="0"/>
+          <w:iCs w:val="0"/>
+          <w:color w:val="000000"/>
+          <w:spacing w:val="0"/>
+          <w:w w:val="100"/>
+          <w:sz w:val="28"/>
+          <w:szCs w:val="28"/>
+          <w:vertAlign w:val="baseline"/>
+        </w:rPr>
+        <w:t>SyncEventController (同步事件控制器)</w:t>
+      </w:r>
+    </w:p>
+    <w:p>
+      <w:pPr>
+        <w:pStyle w:val="36"/>
+        <w:keepNext w:val="0"/>
+        <w:keepLines w:val="0"/>
+        <w:widowControl/>
+        <w:numPr>
+          <w:ilvl w:val="0"/>
+          <w:numId w:val="105"/>
+        </w:numPr>
+        <w:suppressLineNumbers w:val="0"/>
+        <w:spacing w:before="0" w:beforeAutospacing="0" w:after="45" w:afterAutospacing="0" w:line="14" w:lineRule="atLeast"/>
+        <w:ind w:left="336" w:right="0" w:hanging="336"/>
+        <w:jc w:val="left"/>
+      </w:pPr>
+      <w:r>
+        <w:rPr>
+          <w:rFonts w:hint="default" w:ascii="Inter" w:hAnsi="Inter" w:eastAsia="Inter" w:cs="Inter"/>
+          <w:b/>
+          <w:bCs/>
+          <w:i w:val="0"/>
+          <w:iCs w:val="0"/>
+          <w:color w:val="1A1C1E"/>
+          <w:spacing w:val="0"/>
+          <w:w w:val="100"/>
+          <w:sz w:val="24"/>
+          <w:szCs w:val="24"/>
+          <w:shd w:val="clear" w:fill="FFFFFF"/>
+          <w:vertAlign w:val="baseline"/>
+        </w:rPr>
+        <w:t>操作 (Operations)</w:t>
+      </w:r>
+      <w:r>
+        <w:rPr>
+          <w:rFonts w:hint="default" w:ascii="Inter" w:hAnsi="Inter" w:eastAsia="Inter" w:cs="Inter"/>
+          <w:b w:val="0"/>
+          <w:bCs w:val="0"/>
+          <w:i w:val="0"/>
+          <w:iCs w:val="0"/>
+          <w:color w:val="1A1C1E"/>
+          <w:spacing w:val="0"/>
+          <w:w w:val="100"/>
+          <w:sz w:val="24"/>
+          <w:szCs w:val="24"/>
+          <w:shd w:val="clear" w:fill="FFFFFF"/>
+          <w:vertAlign w:val="baseline"/>
+        </w:rPr>
+        <w:t>:</w:t>
+      </w:r>
+    </w:p>
+    <w:p>
+      <w:pPr>
+        <w:pStyle w:val="36"/>
+        <w:keepNext w:val="0"/>
+        <w:keepLines w:val="0"/>
+        <w:widowControl/>
+        <w:numPr>
+          <w:ilvl w:val="1"/>
+          <w:numId w:val="105"/>
+        </w:numPr>
+        <w:suppressLineNumbers w:val="0"/>
+        <w:spacing w:before="0" w:beforeAutospacing="0" w:after="45" w:afterAutospacing="0" w:line="14" w:lineRule="atLeast"/>
+        <w:ind w:left="816" w:leftChars="200" w:right="0" w:hanging="336"/>
+        <w:jc w:val="left"/>
+      </w:pPr>
+      <w:r>
+        <w:rPr>
+          <w:rFonts w:hint="default" w:ascii="Inter" w:hAnsi="Inter" w:eastAsia="Inter" w:cs="Inter"/>
+          <w:b w:val="0"/>
+          <w:bCs w:val="0"/>
+          <w:i w:val="0"/>
+          <w:iCs w:val="0"/>
+          <w:color w:val="1A1C1E"/>
+          <w:spacing w:val="0"/>
+          <w:w w:val="100"/>
+          <w:sz w:val="24"/>
+          <w:szCs w:val="24"/>
+          <w:shd w:val="clear" w:fill="FFFFFF"/>
+          <w:vertAlign w:val="baseline"/>
+        </w:rPr>
+        <w:t xml:space="preserve">stopBroadcasting(roomId): </w:t>
+      </w:r>
+      <w:r>
+        <w:rPr>
+          <w:rFonts w:hint="default" w:ascii="Inter" w:hAnsi="Inter" w:eastAsia="Inter" w:cs="Inter"/>
+          <w:b/>
+          <w:bCs/>
+          <w:i w:val="0"/>
+          <w:iCs w:val="0"/>
+          <w:color w:val="1A1C1E"/>
+          <w:spacing w:val="0"/>
+          <w:w w:val="100"/>
+          <w:sz w:val="24"/>
+          <w:szCs w:val="24"/>
+          <w:shd w:val="clear" w:fill="FFFFFF"/>
+          <w:vertAlign w:val="baseline"/>
+        </w:rPr>
+        <w:t>void——2.1.1</w:t>
+      </w:r>
+      <w:r>
+        <w:rPr>
+          <w:rFonts w:hint="default" w:ascii="Inter" w:hAnsi="Inter" w:eastAsia="Inter" w:cs="Inter"/>
+          <w:b w:val="0"/>
+          <w:bCs w:val="0"/>
+          <w:i w:val="0"/>
+          <w:iCs w:val="0"/>
+          <w:color w:val="1A1C1E"/>
+          <w:spacing w:val="0"/>
+          <w:w w:val="100"/>
+          <w:sz w:val="24"/>
+          <w:szCs w:val="24"/>
+          <w:shd w:val="clear" w:fill="FFFFFF"/>
+          <w:vertAlign w:val="baseline"/>
+        </w:rPr>
+        <w:t>停止向该房间的同步事件广播服务。</w:t>
+      </w:r>
+    </w:p>
+    <w:p>
+      <w:pPr>
+        <w:pStyle w:val="36"/>
+        <w:keepNext w:val="0"/>
+        <w:keepLines w:val="0"/>
+        <w:widowControl/>
+        <w:suppressLineNumbers w:val="0"/>
+        <w:spacing w:before="0" w:beforeAutospacing="0" w:after="45" w:afterAutospacing="0" w:line="14" w:lineRule="atLeast"/>
+        <w:ind w:left="0" w:right="0"/>
+        <w:jc w:val="left"/>
+      </w:pPr>
+      <w:r>
+        <w:rPr>
+          <w:rFonts w:hint="default" w:ascii="Inter" w:hAnsi="Inter" w:eastAsia="Inter" w:cs="Inter"/>
+          <w:b w:val="0"/>
+          <w:bCs w:val="0"/>
+          <w:i w:val="0"/>
+          <w:iCs w:val="0"/>
+          <w:color w:val="1A1C1E"/>
+          <w:spacing w:val="0"/>
+          <w:w w:val="100"/>
+          <w:sz w:val="28"/>
+          <w:szCs w:val="28"/>
+          <w:shd w:val="clear" w:fill="FFFFFF"/>
+          <w:vertAlign w:val="baseline"/>
+        </w:rPr>
+        <w:t>ChatController(聊天控制器)</w:t>
+      </w:r>
+    </w:p>
+    <w:p>
+      <w:pPr>
+        <w:pStyle w:val="36"/>
+        <w:keepNext w:val="0"/>
+        <w:keepLines w:val="0"/>
+        <w:widowControl/>
+        <w:numPr>
+          <w:ilvl w:val="0"/>
+          <w:numId w:val="105"/>
+        </w:numPr>
+        <w:suppressLineNumbers w:val="0"/>
+        <w:spacing w:before="0" w:beforeAutospacing="0" w:after="45" w:afterAutospacing="0" w:line="14" w:lineRule="atLeast"/>
+        <w:ind w:left="336" w:right="0" w:hanging="336"/>
+        <w:jc w:val="left"/>
+      </w:pPr>
+      <w:r>
+        <w:rPr>
+          <w:rFonts w:hint="default" w:ascii="Inter" w:hAnsi="Inter" w:eastAsia="Inter" w:cs="Inter"/>
+          <w:b/>
+          <w:bCs/>
+          <w:i w:val="0"/>
+          <w:iCs w:val="0"/>
+          <w:color w:val="1A1C1E"/>
+          <w:spacing w:val="0"/>
+          <w:w w:val="100"/>
+          <w:sz w:val="24"/>
+          <w:szCs w:val="24"/>
+          <w:shd w:val="clear" w:fill="FFFFFF"/>
+          <w:vertAlign w:val="baseline"/>
+        </w:rPr>
+        <w:t>操作 (Operations)</w:t>
+      </w:r>
+      <w:r>
+        <w:rPr>
+          <w:rFonts w:hint="default" w:ascii="Inter" w:hAnsi="Inter" w:eastAsia="Inter" w:cs="Inter"/>
+          <w:b w:val="0"/>
+          <w:bCs w:val="0"/>
+          <w:i w:val="0"/>
+          <w:iCs w:val="0"/>
+          <w:color w:val="1A1C1E"/>
+          <w:spacing w:val="0"/>
+          <w:w w:val="100"/>
+          <w:sz w:val="24"/>
+          <w:szCs w:val="24"/>
+          <w:shd w:val="clear" w:fill="FFFFFF"/>
+          <w:vertAlign w:val="baseline"/>
+        </w:rPr>
+        <w:t>:</w:t>
+      </w:r>
+    </w:p>
+    <w:p>
+      <w:pPr>
+        <w:pStyle w:val="36"/>
+        <w:keepNext w:val="0"/>
+        <w:keepLines w:val="0"/>
+        <w:widowControl/>
+        <w:numPr>
+          <w:ilvl w:val="1"/>
+          <w:numId w:val="105"/>
+        </w:numPr>
+        <w:suppressLineNumbers w:val="0"/>
+        <w:spacing w:before="0" w:beforeAutospacing="0" w:after="45" w:afterAutospacing="0" w:line="14" w:lineRule="atLeast"/>
+        <w:ind w:left="816" w:leftChars="200" w:right="0" w:hanging="336"/>
+        <w:jc w:val="left"/>
+      </w:pPr>
+      <w:r>
+        <w:rPr>
+          <w:rFonts w:hint="default" w:ascii="Inter" w:hAnsi="Inter" w:eastAsia="Inter" w:cs="Inter"/>
+          <w:b w:val="0"/>
+          <w:bCs w:val="0"/>
+          <w:i w:val="0"/>
+          <w:iCs w:val="0"/>
+          <w:color w:val="1A1C1E"/>
+          <w:spacing w:val="0"/>
+          <w:w w:val="100"/>
+          <w:sz w:val="24"/>
+          <w:szCs w:val="24"/>
+          <w:shd w:val="clear" w:fill="FFFFFF"/>
+          <w:vertAlign w:val="baseline"/>
+        </w:rPr>
+        <w:t xml:space="preserve">stopBroadcasting(roomId): </w:t>
+      </w:r>
+      <w:r>
+        <w:rPr>
+          <w:rFonts w:hint="default" w:ascii="Inter" w:hAnsi="Inter" w:eastAsia="Inter" w:cs="Inter"/>
+          <w:b/>
+          <w:bCs/>
+          <w:i w:val="0"/>
+          <w:iCs w:val="0"/>
+          <w:color w:val="1A1C1E"/>
+          <w:spacing w:val="0"/>
+          <w:w w:val="100"/>
+          <w:sz w:val="24"/>
+          <w:szCs w:val="24"/>
+          <w:shd w:val="clear" w:fill="FFFFFF"/>
+          <w:vertAlign w:val="baseline"/>
+        </w:rPr>
+        <w:t>void——2.1.2</w:t>
+      </w:r>
+      <w:r>
+        <w:rPr>
+          <w:rFonts w:hint="default" w:ascii="Inter" w:hAnsi="Inter" w:eastAsia="Inter" w:cs="Inter"/>
+          <w:b w:val="0"/>
+          <w:bCs w:val="0"/>
+          <w:i w:val="0"/>
+          <w:iCs w:val="0"/>
+          <w:color w:val="1A1C1E"/>
+          <w:spacing w:val="0"/>
+          <w:w w:val="100"/>
+          <w:sz w:val="24"/>
+          <w:szCs w:val="24"/>
+          <w:shd w:val="clear" w:fill="FFFFFF"/>
+          <w:vertAlign w:val="baseline"/>
+        </w:rPr>
+        <w:t>停止向该房间的消息广播服务。</w:t>
+      </w:r>
+    </w:p>
+    <w:p>
+      <w:pPr>
+        <w:pStyle w:val="36"/>
+        <w:keepNext w:val="0"/>
+        <w:keepLines w:val="0"/>
+        <w:widowControl/>
+        <w:suppressLineNumbers w:val="0"/>
+        <w:spacing w:before="0" w:beforeAutospacing="0" w:after="45" w:afterAutospacing="0" w:line="14" w:lineRule="atLeast"/>
+        <w:ind w:left="0" w:right="0"/>
+        <w:jc w:val="left"/>
+      </w:pPr>
+      <w:r>
+        <w:rPr>
+          <w:rFonts w:hint="default" w:ascii="AR PL UMing CN" w:hAnsi="AR PL UMing CN" w:eastAsia="AR PL UMing CN" w:cs="AR PL UMing CN"/>
+          <w:b w:val="0"/>
+          <w:bCs w:val="0"/>
+          <w:i w:val="0"/>
+          <w:iCs w:val="0"/>
+          <w:color w:val="000000"/>
+          <w:spacing w:val="0"/>
+          <w:w w:val="100"/>
+          <w:sz w:val="24"/>
+          <w:szCs w:val="24"/>
+          <w:vertAlign w:val="baseline"/>
+          <w:lang w:val="en-US"/>
+        </w:rPr>
+        <w:t> </w:t>
+      </w:r>
+    </w:p>
+    <w:p>
+      <w:pPr>
+        <w:pStyle w:val="36"/>
+        <w:keepNext w:val="0"/>
+        <w:keepLines w:val="0"/>
+        <w:widowControl/>
+        <w:suppressLineNumbers w:val="0"/>
+        <w:spacing w:before="0" w:beforeAutospacing="0" w:after="0" w:afterAutospacing="0"/>
+        <w:ind w:left="0" w:right="0"/>
+        <w:jc w:val="left"/>
+      </w:pPr>
+      <w:r>
+        <w:rPr>
+          <w:rFonts w:hint="default" w:ascii="AR PL UMing CN" w:hAnsi="AR PL UMing CN" w:eastAsia="AR PL UMing CN" w:cs="AR PL UMing CN"/>
+          <w:b/>
+          <w:bCs/>
+          <w:i w:val="0"/>
+          <w:iCs w:val="0"/>
+          <w:color w:val="000000"/>
+          <w:spacing w:val="0"/>
+          <w:w w:val="100"/>
+          <w:sz w:val="32"/>
+          <w:szCs w:val="32"/>
+          <w:vertAlign w:val="baseline"/>
+        </w:rPr>
+        <w:t>实体类</w:t>
+      </w:r>
+    </w:p>
+    <w:p>
+      <w:pPr>
+        <w:pStyle w:val="36"/>
+        <w:keepNext w:val="0"/>
+        <w:keepLines w:val="0"/>
+        <w:widowControl/>
+        <w:suppressLineNumbers w:val="0"/>
+        <w:spacing w:before="0" w:beforeAutospacing="0" w:after="0" w:afterAutospacing="0"/>
+        <w:ind w:left="0" w:right="0"/>
+        <w:jc w:val="left"/>
+      </w:pPr>
+      <w:r>
+        <w:rPr>
+          <w:rFonts w:hint="default" w:ascii="AR PL UMing CN" w:hAnsi="AR PL UMing CN" w:eastAsia="AR PL UMing CN" w:cs="AR PL UMing CN"/>
+          <w:b w:val="0"/>
+          <w:bCs w:val="0"/>
+          <w:i w:val="0"/>
+          <w:iCs w:val="0"/>
+          <w:color w:val="000000"/>
+          <w:spacing w:val="0"/>
+          <w:w w:val="100"/>
+          <w:sz w:val="28"/>
+          <w:szCs w:val="28"/>
+          <w:vertAlign w:val="baseline"/>
+        </w:rPr>
+        <w:t>Room (房间)</w:t>
+      </w:r>
+    </w:p>
+    <w:p>
+      <w:pPr>
+        <w:pStyle w:val="36"/>
+        <w:keepNext w:val="0"/>
+        <w:keepLines w:val="0"/>
+        <w:widowControl/>
+        <w:numPr>
+          <w:ilvl w:val="0"/>
+          <w:numId w:val="106"/>
+        </w:numPr>
+        <w:suppressLineNumbers w:val="0"/>
+        <w:spacing w:before="0" w:beforeAutospacing="0" w:after="45" w:afterAutospacing="0" w:line="14" w:lineRule="atLeast"/>
+        <w:ind w:left="336" w:right="0" w:hanging="336"/>
+        <w:jc w:val="left"/>
+      </w:pPr>
+      <w:r>
+        <w:rPr>
+          <w:rFonts w:hint="default" w:ascii="Inter" w:hAnsi="Inter" w:eastAsia="Inter" w:cs="Inter"/>
+          <w:b/>
+          <w:bCs/>
+          <w:i w:val="0"/>
+          <w:iCs w:val="0"/>
+          <w:color w:val="1A1C1E"/>
+          <w:spacing w:val="0"/>
+          <w:w w:val="100"/>
+          <w:sz w:val="24"/>
+          <w:szCs w:val="24"/>
+          <w:shd w:val="clear" w:fill="FFFFFF"/>
+          <w:vertAlign w:val="baseline"/>
+        </w:rPr>
+        <w:t>属性 (Attributes)</w:t>
+      </w:r>
+      <w:r>
+        <w:rPr>
+          <w:rFonts w:hint="default" w:ascii="Inter" w:hAnsi="Inter" w:eastAsia="Inter" w:cs="Inter"/>
+          <w:b w:val="0"/>
+          <w:bCs w:val="0"/>
+          <w:i w:val="0"/>
+          <w:iCs w:val="0"/>
+          <w:color w:val="1A1C1E"/>
+          <w:spacing w:val="0"/>
+          <w:w w:val="100"/>
+          <w:sz w:val="24"/>
+          <w:szCs w:val="24"/>
+          <w:shd w:val="clear" w:fill="FFFFFF"/>
+          <w:vertAlign w:val="baseline"/>
+        </w:rPr>
+        <w:t>:</w:t>
+      </w:r>
+    </w:p>
+    <w:p>
+      <w:pPr>
+        <w:pStyle w:val="36"/>
+        <w:keepNext w:val="0"/>
+        <w:keepLines w:val="0"/>
+        <w:widowControl/>
+        <w:numPr>
+          <w:ilvl w:val="1"/>
+          <w:numId w:val="106"/>
+        </w:numPr>
+        <w:suppressLineNumbers w:val="0"/>
+        <w:spacing w:before="0" w:beforeAutospacing="0" w:after="45" w:afterAutospacing="0" w:line="14" w:lineRule="atLeast"/>
+        <w:ind w:left="816" w:leftChars="200" w:right="0" w:hanging="336"/>
+        <w:jc w:val="left"/>
+      </w:pPr>
+      <w:r>
+        <w:rPr>
+          <w:rFonts w:hint="default" w:ascii="Inter" w:hAnsi="Inter" w:eastAsia="Inter" w:cs="Inter"/>
+          <w:b w:val="0"/>
+          <w:bCs w:val="0"/>
+          <w:i w:val="0"/>
+          <w:iCs w:val="0"/>
+          <w:color w:val="1A1C1E"/>
+          <w:spacing w:val="0"/>
+          <w:w w:val="100"/>
+          <w:sz w:val="24"/>
+          <w:szCs w:val="24"/>
+          <w:shd w:val="clear" w:fill="FFFFFF"/>
+          <w:vertAlign w:val="baseline"/>
+        </w:rPr>
+        <w:t>participantsList：</w:t>
+      </w:r>
+      <w:r>
+        <w:rPr>
+          <w:rFonts w:hint="default" w:ascii="Inter" w:hAnsi="Inter" w:eastAsia="Inter" w:cs="Inter"/>
+          <w:b/>
+          <w:bCs/>
+          <w:i w:val="0"/>
+          <w:iCs w:val="0"/>
+          <w:color w:val="1A1C1E"/>
+          <w:spacing w:val="0"/>
+          <w:w w:val="100"/>
+          <w:sz w:val="24"/>
+          <w:szCs w:val="24"/>
+          <w:shd w:val="clear" w:fill="FFFFFF"/>
+          <w:vertAlign w:val="baseline"/>
+        </w:rPr>
+        <w:t>List&lt;Particicpant&gt;——</w:t>
+      </w:r>
+      <w:r>
+        <w:rPr>
+          <w:rFonts w:hint="default" w:ascii="Inter" w:hAnsi="Inter" w:eastAsia="Inter" w:cs="Inter"/>
+          <w:b w:val="0"/>
+          <w:bCs w:val="0"/>
+          <w:i w:val="0"/>
+          <w:iCs w:val="0"/>
+          <w:color w:val="1A1C1E"/>
+          <w:spacing w:val="0"/>
+          <w:w w:val="100"/>
+          <w:sz w:val="24"/>
+          <w:szCs w:val="24"/>
+          <w:shd w:val="clear" w:fill="FFFFFF"/>
+          <w:vertAlign w:val="baseline"/>
+        </w:rPr>
+        <w:t>成员列表</w:t>
+      </w:r>
+    </w:p>
+    <w:p>
+      <w:pPr>
+        <w:pStyle w:val="36"/>
+        <w:keepNext w:val="0"/>
+        <w:keepLines w:val="0"/>
+        <w:widowControl/>
+        <w:numPr>
+          <w:ilvl w:val="0"/>
+          <w:numId w:val="106"/>
+        </w:numPr>
+        <w:suppressLineNumbers w:val="0"/>
+        <w:spacing w:before="0" w:beforeAutospacing="0" w:after="45" w:afterAutospacing="0" w:line="14" w:lineRule="atLeast"/>
+        <w:ind w:left="336" w:right="0" w:hanging="336"/>
+        <w:jc w:val="left"/>
+      </w:pPr>
+      <w:r>
+        <w:rPr>
+          <w:rFonts w:hint="default" w:ascii="Inter" w:hAnsi="Inter" w:eastAsia="Inter" w:cs="Inter"/>
+          <w:b/>
+          <w:bCs/>
+          <w:i w:val="0"/>
+          <w:iCs w:val="0"/>
+          <w:color w:val="1A1C1E"/>
+          <w:spacing w:val="0"/>
+          <w:w w:val="100"/>
+          <w:sz w:val="24"/>
+          <w:szCs w:val="24"/>
+          <w:shd w:val="clear" w:fill="FFFFFF"/>
+          <w:vertAlign w:val="baseline"/>
+        </w:rPr>
+        <w:t>操作 (Operations)</w:t>
+      </w:r>
+      <w:r>
+        <w:rPr>
+          <w:rFonts w:hint="default" w:ascii="Inter" w:hAnsi="Inter" w:eastAsia="Inter" w:cs="Inter"/>
+          <w:b w:val="0"/>
+          <w:bCs w:val="0"/>
+          <w:i w:val="0"/>
+          <w:iCs w:val="0"/>
+          <w:color w:val="1A1C1E"/>
+          <w:spacing w:val="0"/>
+          <w:w w:val="100"/>
+          <w:sz w:val="24"/>
+          <w:szCs w:val="24"/>
+          <w:shd w:val="clear" w:fill="FFFFFF"/>
+          <w:vertAlign w:val="baseline"/>
+        </w:rPr>
+        <w:t>:</w:t>
+      </w:r>
+    </w:p>
+    <w:p>
+      <w:pPr>
+        <w:pStyle w:val="36"/>
+        <w:keepNext w:val="0"/>
+        <w:keepLines w:val="0"/>
+        <w:widowControl/>
+        <w:numPr>
+          <w:ilvl w:val="1"/>
+          <w:numId w:val="106"/>
+        </w:numPr>
+        <w:suppressLineNumbers w:val="0"/>
+        <w:spacing w:before="0" w:beforeAutospacing="0" w:after="45" w:afterAutospacing="0" w:line="14" w:lineRule="atLeast"/>
+        <w:ind w:left="816" w:leftChars="200" w:right="0" w:hanging="336"/>
+        <w:jc w:val="left"/>
+      </w:pPr>
+      <w:r>
+        <w:rPr>
+          <w:rFonts w:hint="default" w:ascii="AR PL UMing CN" w:hAnsi="AR PL UMing CN" w:eastAsia="AR PL UMing CN" w:cs="AR PL UMing CN"/>
+          <w:b w:val="0"/>
+          <w:bCs w:val="0"/>
+          <w:i w:val="0"/>
+          <w:iCs w:val="0"/>
+          <w:color w:val="000000"/>
+          <w:spacing w:val="0"/>
+          <w:w w:val="100"/>
+          <w:sz w:val="24"/>
+          <w:szCs w:val="24"/>
+          <w:vertAlign w:val="baseline"/>
+        </w:rPr>
+        <w:t>returnParticipants():</w:t>
+      </w:r>
+      <w:r>
+        <w:rPr>
+          <w:rFonts w:hint="default" w:ascii="Inter" w:hAnsi="Inter" w:eastAsia="Inter" w:cs="Inter"/>
+          <w:b/>
+          <w:bCs/>
+          <w:i w:val="0"/>
+          <w:iCs w:val="0"/>
+          <w:color w:val="1A1C1E"/>
+          <w:spacing w:val="0"/>
+          <w:w w:val="100"/>
+          <w:sz w:val="24"/>
+          <w:szCs w:val="24"/>
+          <w:shd w:val="clear" w:fill="FFFFFF"/>
+          <w:vertAlign w:val="baseline"/>
+        </w:rPr>
+        <w:t>List&lt;Participant&gt;——2.1.4</w:t>
+      </w:r>
+      <w:r>
+        <w:rPr>
+          <w:rFonts w:hint="default" w:ascii="Inter" w:hAnsi="Inter" w:eastAsia="Inter" w:cs="Inter"/>
+          <w:b w:val="0"/>
+          <w:bCs w:val="0"/>
+          <w:i w:val="0"/>
+          <w:iCs w:val="0"/>
+          <w:color w:val="1A1C1E"/>
+          <w:spacing w:val="0"/>
+          <w:w w:val="100"/>
+          <w:sz w:val="24"/>
+          <w:szCs w:val="24"/>
+          <w:shd w:val="clear" w:fill="FFFFFF"/>
+          <w:vertAlign w:val="baseline"/>
+        </w:rPr>
+        <w:t>返回房间内观众的信息</w:t>
+      </w:r>
+    </w:p>
+    <w:p>
+      <w:pPr>
+        <w:pStyle w:val="36"/>
+        <w:keepNext w:val="0"/>
+        <w:keepLines w:val="0"/>
+        <w:widowControl/>
+        <w:numPr>
+          <w:ilvl w:val="1"/>
+          <w:numId w:val="106"/>
+        </w:numPr>
+        <w:suppressLineNumbers w:val="0"/>
+        <w:spacing w:before="0" w:beforeAutospacing="0" w:after="45" w:afterAutospacing="0" w:line="14" w:lineRule="atLeast"/>
+        <w:ind w:left="816" w:leftChars="200" w:right="0" w:hanging="336"/>
+        <w:jc w:val="left"/>
+      </w:pPr>
+      <w:r>
+        <w:rPr>
+          <w:rFonts w:hint="default" w:ascii="Inter" w:hAnsi="Inter" w:eastAsia="Inter" w:cs="Inter"/>
+          <w:b w:val="0"/>
+          <w:bCs w:val="0"/>
+          <w:i w:val="0"/>
+          <w:iCs w:val="0"/>
+          <w:color w:val="1A1C1E"/>
+          <w:spacing w:val="0"/>
+          <w:w w:val="100"/>
+          <w:sz w:val="24"/>
+          <w:szCs w:val="24"/>
+          <w:shd w:val="clear" w:fill="FFFFFF"/>
+          <w:vertAlign w:val="baseline"/>
+        </w:rPr>
+        <w:t>destroy():</w:t>
+      </w:r>
+      <w:r>
+        <w:rPr>
+          <w:rFonts w:hint="default" w:ascii="Inter" w:hAnsi="Inter" w:eastAsia="Inter" w:cs="Inter"/>
+          <w:b/>
+          <w:bCs/>
+          <w:i w:val="0"/>
+          <w:iCs w:val="0"/>
+          <w:color w:val="1A1C1E"/>
+          <w:spacing w:val="0"/>
+          <w:w w:val="100"/>
+          <w:sz w:val="24"/>
+          <w:szCs w:val="24"/>
+          <w:shd w:val="clear" w:fill="FFFFFF"/>
+          <w:vertAlign w:val="baseline"/>
+        </w:rPr>
+        <w:t>void——2.1.6</w:t>
+      </w:r>
+      <w:r>
+        <w:rPr>
+          <w:rFonts w:hint="default" w:ascii="Inter" w:hAnsi="Inter" w:eastAsia="Inter" w:cs="Inter"/>
+          <w:b w:val="0"/>
+          <w:bCs w:val="0"/>
+          <w:i w:val="0"/>
+          <w:iCs w:val="0"/>
+          <w:color w:val="1A1C1E"/>
+          <w:spacing w:val="0"/>
+          <w:w w:val="100"/>
+          <w:sz w:val="24"/>
+          <w:szCs w:val="24"/>
+          <w:shd w:val="clear" w:fill="FFFFFF"/>
+          <w:vertAlign w:val="baseline"/>
+        </w:rPr>
+        <w:t>房间销毁</w:t>
       </w:r>
     </w:p>
     <w:p>
@@ -40879,6 +42842,119 @@
     </w:lvl>
   </w:abstractNum>
   <w:abstractNum w:abstractNumId="11">
+    <w:nsid w:val="A5DA0740"/>
+    <w:multiLevelType w:val="multilevel"/>
+    <w:tmpl w:val="A5DA0740"/>
+    <w:lvl w:ilvl="0" w:tentative="0">
+      <w:start w:val="1"/>
+      <w:numFmt w:val="bullet"/>
+      <w:lvlText w:val=""/>
+      <w:lvlJc w:val="left"/>
+      <w:pPr>
+        <w:ind w:left="720"/>
+      </w:pPr>
+      <w:rPr>
+        <w:rFonts w:hint="default" w:ascii="Wingdings" w:hAnsi="Wingdings" w:cs="Wingdings"/>
+      </w:rPr>
+    </w:lvl>
+    <w:lvl w:ilvl="1" w:tentative="0">
+      <w:start w:val="1"/>
+      <w:numFmt w:val="bullet"/>
+      <w:lvlText w:val="¡"/>
+      <w:lvlJc w:val="left"/>
+      <w:pPr>
+        <w:ind w:left="1440"/>
+      </w:pPr>
+      <w:rPr>
+        <w:rFonts w:hint="default" w:ascii="Wingdings" w:hAnsi="Wingdings" w:cs="Wingdings"/>
+      </w:rPr>
+    </w:lvl>
+    <w:lvl w:ilvl="2" w:tentative="0">
+      <w:start w:val="1"/>
+      <w:numFmt w:val="bullet"/>
+      <w:lvlText w:val=""/>
+      <w:lvlJc w:val="left"/>
+      <w:pPr>
+        <w:ind w:left="2160"/>
+      </w:pPr>
+      <w:rPr>
+        <w:rFonts w:hint="default" w:ascii="Wingdings" w:hAnsi="Wingdings" w:cs="Wingdings"/>
+      </w:rPr>
+    </w:lvl>
+    <w:lvl w:ilvl="3" w:tentative="0">
+      <w:start w:val="1"/>
+      <w:numFmt w:val="bullet"/>
+      <w:lvlText w:val=""/>
+      <w:lvlJc w:val="left"/>
+      <w:pPr>
+        <w:ind w:left="2880"/>
+      </w:pPr>
+      <w:rPr>
+        <w:rFonts w:hint="default" w:ascii="Wingdings" w:hAnsi="Wingdings" w:cs="Wingdings"/>
+      </w:rPr>
+    </w:lvl>
+    <w:lvl w:ilvl="4" w:tentative="0">
+      <w:start w:val="1"/>
+      <w:numFmt w:val="bullet"/>
+      <w:lvlText w:val="¡"/>
+      <w:lvlJc w:val="left"/>
+      <w:pPr>
+        <w:ind w:left="3600"/>
+      </w:pPr>
+      <w:rPr>
+        <w:rFonts w:hint="default" w:ascii="Wingdings" w:hAnsi="Wingdings" w:cs="Wingdings"/>
+      </w:rPr>
+    </w:lvl>
+    <w:lvl w:ilvl="5" w:tentative="0">
+      <w:start w:val="1"/>
+      <w:numFmt w:val="bullet"/>
+      <w:lvlText w:val=""/>
+      <w:lvlJc w:val="left"/>
+      <w:pPr>
+        <w:ind w:left="4320"/>
+      </w:pPr>
+      <w:rPr>
+        <w:rFonts w:hint="default" w:ascii="Wingdings" w:hAnsi="Wingdings" w:cs="Wingdings"/>
+      </w:rPr>
+    </w:lvl>
+    <w:lvl w:ilvl="6" w:tentative="0">
+      <w:start w:val="1"/>
+      <w:numFmt w:val="bullet"/>
+      <w:lvlText w:val=""/>
+      <w:lvlJc w:val="left"/>
+      <w:pPr>
+        <w:ind w:left="5040"/>
+      </w:pPr>
+      <w:rPr>
+        <w:rFonts w:hint="default" w:ascii="Wingdings" w:hAnsi="Wingdings" w:cs="Wingdings"/>
+      </w:rPr>
+    </w:lvl>
+    <w:lvl w:ilvl="7" w:tentative="0">
+      <w:start w:val="1"/>
+      <w:numFmt w:val="bullet"/>
+      <w:lvlText w:val="¡"/>
+      <w:lvlJc w:val="left"/>
+      <w:pPr>
+        <w:ind w:left="5760"/>
+      </w:pPr>
+      <w:rPr>
+        <w:rFonts w:hint="default" w:ascii="Wingdings" w:hAnsi="Wingdings" w:cs="Wingdings"/>
+      </w:rPr>
+    </w:lvl>
+    <w:lvl w:ilvl="8" w:tentative="0">
+      <w:start w:val="1"/>
+      <w:numFmt w:val="bullet"/>
+      <w:lvlText w:val=""/>
+      <w:lvlJc w:val="left"/>
+      <w:pPr>
+        <w:ind w:left="6480"/>
+      </w:pPr>
+      <w:rPr>
+        <w:rFonts w:hint="default" w:ascii="Wingdings" w:hAnsi="Wingdings" w:cs="Wingdings"/>
+      </w:rPr>
+    </w:lvl>
+  </w:abstractNum>
+  <w:abstractNum w:abstractNumId="12">
     <w:nsid w:val="ABCC81CF"/>
     <w:multiLevelType w:val="multilevel"/>
     <w:tmpl w:val="ABCC81CF"/>
@@ -40991,7 +43067,7 @@
       </w:rPr>
     </w:lvl>
   </w:abstractNum>
-  <w:abstractNum w:abstractNumId="12">
+  <w:abstractNum w:abstractNumId="13">
     <w:nsid w:val="AE3B0E09"/>
     <w:multiLevelType w:val="multilevel"/>
     <w:tmpl w:val="AE3B0E09"/>
@@ -41077,7 +43153,7 @@
       </w:pPr>
     </w:lvl>
   </w:abstractNum>
-  <w:abstractNum w:abstractNumId="13">
+  <w:abstractNum w:abstractNumId="14">
     <w:nsid w:val="AF4FFA3D"/>
     <w:multiLevelType w:val="multilevel"/>
     <w:tmpl w:val="AF4FFA3D"/>
@@ -41190,7 +43266,7 @@
       </w:rPr>
     </w:lvl>
   </w:abstractNum>
-  <w:abstractNum w:abstractNumId="14">
+  <w:abstractNum w:abstractNumId="15">
     <w:nsid w:val="B14EF4FE"/>
     <w:multiLevelType w:val="multilevel"/>
     <w:tmpl w:val="B14EF4FE"/>
@@ -41276,7 +43352,7 @@
       </w:pPr>
     </w:lvl>
   </w:abstractNum>
-  <w:abstractNum w:abstractNumId="15">
+  <w:abstractNum w:abstractNumId="16">
     <w:nsid w:val="B44BFC93"/>
     <w:multiLevelType w:val="multilevel"/>
     <w:tmpl w:val="B44BFC93"/>
@@ -41389,7 +43465,7 @@
       </w:rPr>
     </w:lvl>
   </w:abstractNum>
-  <w:abstractNum w:abstractNumId="16">
+  <w:abstractNum w:abstractNumId="17">
     <w:nsid w:val="B6C04B34"/>
     <w:multiLevelType w:val="multilevel"/>
     <w:tmpl w:val="B6C04B34"/>
@@ -41502,7 +43578,7 @@
       </w:rPr>
     </w:lvl>
   </w:abstractNum>
-  <w:abstractNum w:abstractNumId="17">
+  <w:abstractNum w:abstractNumId="18">
     <w:nsid w:val="B8C08C19"/>
     <w:multiLevelType w:val="multilevel"/>
     <w:tmpl w:val="B8C08C19"/>
@@ -41588,7 +43664,7 @@
       </w:pPr>
     </w:lvl>
   </w:abstractNum>
-  <w:abstractNum w:abstractNumId="18">
+  <w:abstractNum w:abstractNumId="19">
     <w:nsid w:val="BDA16DEB"/>
     <w:multiLevelType w:val="multilevel"/>
     <w:tmpl w:val="BDA16DEB"/>
@@ -41674,7 +43750,7 @@
       </w:pPr>
     </w:lvl>
   </w:abstractNum>
-  <w:abstractNum w:abstractNumId="19">
+  <w:abstractNum w:abstractNumId="20">
     <w:nsid w:val="C0EE5D5D"/>
     <w:multiLevelType w:val="multilevel"/>
     <w:tmpl w:val="C0EE5D5D"/>
@@ -41760,7 +43836,7 @@
       </w:pPr>
     </w:lvl>
   </w:abstractNum>
-  <w:abstractNum w:abstractNumId="20">
+  <w:abstractNum w:abstractNumId="21">
     <w:nsid w:val="C0F40FF5"/>
     <w:multiLevelType w:val="multilevel"/>
     <w:tmpl w:val="C0F40FF5"/>
@@ -41846,7 +43922,7 @@
       </w:pPr>
     </w:lvl>
   </w:abstractNum>
-  <w:abstractNum w:abstractNumId="21">
+  <w:abstractNum w:abstractNumId="22">
     <w:nsid w:val="C13135B6"/>
     <w:multiLevelType w:val="multilevel"/>
     <w:tmpl w:val="C13135B6"/>
@@ -41959,7 +44035,7 @@
       </w:rPr>
     </w:lvl>
   </w:abstractNum>
-  <w:abstractNum w:abstractNumId="22">
+  <w:abstractNum w:abstractNumId="23">
     <w:nsid w:val="C3648576"/>
     <w:multiLevelType w:val="multilevel"/>
     <w:tmpl w:val="C3648576"/>
@@ -42045,7 +44121,7 @@
       </w:pPr>
     </w:lvl>
   </w:abstractNum>
-  <w:abstractNum w:abstractNumId="23">
+  <w:abstractNum w:abstractNumId="24">
     <w:nsid w:val="C482F703"/>
     <w:multiLevelType w:val="multilevel"/>
     <w:tmpl w:val="C482F703"/>
@@ -42131,7 +44207,7 @@
       </w:pPr>
     </w:lvl>
   </w:abstractNum>
-  <w:abstractNum w:abstractNumId="24">
+  <w:abstractNum w:abstractNumId="25">
     <w:nsid w:val="C82801E3"/>
     <w:multiLevelType w:val="multilevel"/>
     <w:tmpl w:val="C82801E3"/>
@@ -42244,7 +44320,7 @@
       </w:rPr>
     </w:lvl>
   </w:abstractNum>
-  <w:abstractNum w:abstractNumId="25">
+  <w:abstractNum w:abstractNumId="26">
     <w:nsid w:val="C86E321E"/>
     <w:multiLevelType w:val="multilevel"/>
     <w:tmpl w:val="C86E321E"/>
@@ -42330,7 +44406,7 @@
       </w:pPr>
     </w:lvl>
   </w:abstractNum>
-  <w:abstractNum w:abstractNumId="26">
+  <w:abstractNum w:abstractNumId="27">
     <w:nsid w:val="CF092B84"/>
     <w:multiLevelType w:val="multilevel"/>
     <w:tmpl w:val="CF092B84"/>
@@ -42472,7 +44548,7 @@
       </w:rPr>
     </w:lvl>
   </w:abstractNum>
-  <w:abstractNum w:abstractNumId="27">
+  <w:abstractNum w:abstractNumId="28">
     <w:nsid w:val="D073AA57"/>
     <w:multiLevelType w:val="multilevel"/>
     <w:tmpl w:val="D073AA57"/>
@@ -42585,7 +44661,7 @@
       </w:rPr>
     </w:lvl>
   </w:abstractNum>
-  <w:abstractNum w:abstractNumId="28">
+  <w:abstractNum w:abstractNumId="29">
     <w:nsid w:val="D1F6D1F1"/>
     <w:multiLevelType w:val="multilevel"/>
     <w:tmpl w:val="D1F6D1F1"/>
@@ -42671,7 +44747,7 @@
       </w:pPr>
     </w:lvl>
   </w:abstractNum>
-  <w:abstractNum w:abstractNumId="29">
+  <w:abstractNum w:abstractNumId="30">
     <w:nsid w:val="D590779D"/>
     <w:multiLevelType w:val="multilevel"/>
     <w:tmpl w:val="D590779D"/>
@@ -42757,7 +44833,7 @@
       </w:pPr>
     </w:lvl>
   </w:abstractNum>
-  <w:abstractNum w:abstractNumId="30">
+  <w:abstractNum w:abstractNumId="31">
     <w:nsid w:val="D6A6AFA3"/>
     <w:multiLevelType w:val="multilevel"/>
     <w:tmpl w:val="D6A6AFA3"/>
@@ -42843,7 +44919,7 @@
       </w:pPr>
     </w:lvl>
   </w:abstractNum>
-  <w:abstractNum w:abstractNumId="31">
+  <w:abstractNum w:abstractNumId="32">
     <w:nsid w:val="D87D5FDC"/>
     <w:multiLevelType w:val="multilevel"/>
     <w:tmpl w:val="D87D5FDC"/>
@@ -42956,7 +45032,7 @@
       </w:rPr>
     </w:lvl>
   </w:abstractNum>
-  <w:abstractNum w:abstractNumId="32">
+  <w:abstractNum w:abstractNumId="33">
     <w:nsid w:val="D8AB631D"/>
     <w:multiLevelType w:val="multilevel"/>
     <w:tmpl w:val="D8AB631D"/>
@@ -43042,7 +45118,7 @@
       </w:pPr>
     </w:lvl>
   </w:abstractNum>
-  <w:abstractNum w:abstractNumId="33">
+  <w:abstractNum w:abstractNumId="34">
     <w:nsid w:val="D8AF7E34"/>
     <w:multiLevelType w:val="multilevel"/>
     <w:tmpl w:val="D8AF7E34"/>
@@ -43128,7 +45204,7 @@
       </w:pPr>
     </w:lvl>
   </w:abstractNum>
-  <w:abstractNum w:abstractNumId="34">
+  <w:abstractNum w:abstractNumId="35">
     <w:nsid w:val="D8F0C66F"/>
     <w:multiLevelType w:val="multilevel"/>
     <w:tmpl w:val="D8F0C66F"/>
@@ -43241,7 +45317,7 @@
       </w:rPr>
     </w:lvl>
   </w:abstractNum>
-  <w:abstractNum w:abstractNumId="35">
+  <w:abstractNum w:abstractNumId="36">
     <w:nsid w:val="DE4365FB"/>
     <w:multiLevelType w:val="multilevel"/>
     <w:tmpl w:val="DE4365FB"/>
@@ -43327,7 +45403,120 @@
       </w:pPr>
     </w:lvl>
   </w:abstractNum>
-  <w:abstractNum w:abstractNumId="36">
+  <w:abstractNum w:abstractNumId="37">
+    <w:nsid w:val="E3FE38EA"/>
+    <w:multiLevelType w:val="multilevel"/>
+    <w:tmpl w:val="E3FE38EA"/>
+    <w:lvl w:ilvl="0" w:tentative="0">
+      <w:start w:val="1"/>
+      <w:numFmt w:val="bullet"/>
+      <w:lvlText w:val=""/>
+      <w:lvlJc w:val="left"/>
+      <w:pPr>
+        <w:ind w:left="720"/>
+      </w:pPr>
+      <w:rPr>
+        <w:rFonts w:hint="default" w:ascii="Wingdings" w:hAnsi="Wingdings" w:cs="Wingdings"/>
+      </w:rPr>
+    </w:lvl>
+    <w:lvl w:ilvl="1" w:tentative="0">
+      <w:start w:val="1"/>
+      <w:numFmt w:val="bullet"/>
+      <w:lvlText w:val="¡"/>
+      <w:lvlJc w:val="left"/>
+      <w:pPr>
+        <w:ind w:left="1440"/>
+      </w:pPr>
+      <w:rPr>
+        <w:rFonts w:hint="default" w:ascii="Wingdings" w:hAnsi="Wingdings" w:cs="Wingdings"/>
+      </w:rPr>
+    </w:lvl>
+    <w:lvl w:ilvl="2" w:tentative="0">
+      <w:start w:val="1"/>
+      <w:numFmt w:val="bullet"/>
+      <w:lvlText w:val=""/>
+      <w:lvlJc w:val="left"/>
+      <w:pPr>
+        <w:ind w:left="2160"/>
+      </w:pPr>
+      <w:rPr>
+        <w:rFonts w:hint="default" w:ascii="Wingdings" w:hAnsi="Wingdings" w:cs="Wingdings"/>
+      </w:rPr>
+    </w:lvl>
+    <w:lvl w:ilvl="3" w:tentative="0">
+      <w:start w:val="1"/>
+      <w:numFmt w:val="bullet"/>
+      <w:lvlText w:val=""/>
+      <w:lvlJc w:val="left"/>
+      <w:pPr>
+        <w:ind w:left="2880"/>
+      </w:pPr>
+      <w:rPr>
+        <w:rFonts w:hint="default" w:ascii="Wingdings" w:hAnsi="Wingdings" w:cs="Wingdings"/>
+      </w:rPr>
+    </w:lvl>
+    <w:lvl w:ilvl="4" w:tentative="0">
+      <w:start w:val="1"/>
+      <w:numFmt w:val="bullet"/>
+      <w:lvlText w:val="¡"/>
+      <w:lvlJc w:val="left"/>
+      <w:pPr>
+        <w:ind w:left="3600"/>
+      </w:pPr>
+      <w:rPr>
+        <w:rFonts w:hint="default" w:ascii="Wingdings" w:hAnsi="Wingdings" w:cs="Wingdings"/>
+      </w:rPr>
+    </w:lvl>
+    <w:lvl w:ilvl="5" w:tentative="0">
+      <w:start w:val="1"/>
+      <w:numFmt w:val="bullet"/>
+      <w:lvlText w:val=""/>
+      <w:lvlJc w:val="left"/>
+      <w:pPr>
+        <w:ind w:left="4320"/>
+      </w:pPr>
+      <w:rPr>
+        <w:rFonts w:hint="default" w:ascii="Wingdings" w:hAnsi="Wingdings" w:cs="Wingdings"/>
+      </w:rPr>
+    </w:lvl>
+    <w:lvl w:ilvl="6" w:tentative="0">
+      <w:start w:val="1"/>
+      <w:numFmt w:val="bullet"/>
+      <w:lvlText w:val=""/>
+      <w:lvlJc w:val="left"/>
+      <w:pPr>
+        <w:ind w:left="5040"/>
+      </w:pPr>
+      <w:rPr>
+        <w:rFonts w:hint="default" w:ascii="Wingdings" w:hAnsi="Wingdings" w:cs="Wingdings"/>
+      </w:rPr>
+    </w:lvl>
+    <w:lvl w:ilvl="7" w:tentative="0">
+      <w:start w:val="1"/>
+      <w:numFmt w:val="bullet"/>
+      <w:lvlText w:val="¡"/>
+      <w:lvlJc w:val="left"/>
+      <w:pPr>
+        <w:ind w:left="5760"/>
+      </w:pPr>
+      <w:rPr>
+        <w:rFonts w:hint="default" w:ascii="Wingdings" w:hAnsi="Wingdings" w:cs="Wingdings"/>
+      </w:rPr>
+    </w:lvl>
+    <w:lvl w:ilvl="8" w:tentative="0">
+      <w:start w:val="1"/>
+      <w:numFmt w:val="bullet"/>
+      <w:lvlText w:val=""/>
+      <w:lvlJc w:val="left"/>
+      <w:pPr>
+        <w:ind w:left="6480"/>
+      </w:pPr>
+      <w:rPr>
+        <w:rFonts w:hint="default" w:ascii="Wingdings" w:hAnsi="Wingdings" w:cs="Wingdings"/>
+      </w:rPr>
+    </w:lvl>
+  </w:abstractNum>
+  <w:abstractNum w:abstractNumId="38">
     <w:nsid w:val="EC17B118"/>
     <w:multiLevelType w:val="multilevel"/>
     <w:tmpl w:val="EC17B118"/>
@@ -43413,7 +45602,7 @@
       </w:pPr>
     </w:lvl>
   </w:abstractNum>
-  <w:abstractNum w:abstractNumId="37">
+  <w:abstractNum w:abstractNumId="39">
     <w:nsid w:val="ED846FA9"/>
     <w:multiLevelType w:val="multilevel"/>
     <w:tmpl w:val="ED846FA9"/>
@@ -43499,7 +45688,7 @@
       </w:pPr>
     </w:lvl>
   </w:abstractNum>
-  <w:abstractNum w:abstractNumId="38">
+  <w:abstractNum w:abstractNumId="40">
     <w:nsid w:val="EF625CAB"/>
     <w:multiLevelType w:val="multilevel"/>
     <w:tmpl w:val="EF625CAB"/>
@@ -43585,7 +45774,7 @@
       </w:pPr>
     </w:lvl>
   </w:abstractNum>
-  <w:abstractNum w:abstractNumId="39">
+  <w:abstractNum w:abstractNumId="41">
     <w:nsid w:val="F0166E44"/>
     <w:multiLevelType w:val="multilevel"/>
     <w:tmpl w:val="F0166E44"/>
@@ -43698,7 +45887,7 @@
       </w:rPr>
     </w:lvl>
   </w:abstractNum>
-  <w:abstractNum w:abstractNumId="40">
+  <w:abstractNum w:abstractNumId="42">
     <w:nsid w:val="F070BFD5"/>
     <w:multiLevelType w:val="multilevel"/>
     <w:tmpl w:val="F070BFD5"/>
@@ -43784,7 +45973,7 @@
       </w:pPr>
     </w:lvl>
   </w:abstractNum>
-  <w:abstractNum w:abstractNumId="41">
+  <w:abstractNum w:abstractNumId="43">
     <w:nsid w:val="F1388B2C"/>
     <w:multiLevelType w:val="multilevel"/>
     <w:tmpl w:val="F1388B2C"/>
@@ -43897,7 +46086,120 @@
       </w:rPr>
     </w:lvl>
   </w:abstractNum>
-  <w:abstractNum w:abstractNumId="42">
+  <w:abstractNum w:abstractNumId="44">
+    <w:nsid w:val="F1FA198A"/>
+    <w:multiLevelType w:val="multilevel"/>
+    <w:tmpl w:val="F1FA198A"/>
+    <w:lvl w:ilvl="0" w:tentative="0">
+      <w:start w:val="1"/>
+      <w:numFmt w:val="bullet"/>
+      <w:lvlText w:val=""/>
+      <w:lvlJc w:val="left"/>
+      <w:pPr>
+        <w:ind w:left="720"/>
+      </w:pPr>
+      <w:rPr>
+        <w:rFonts w:hint="default" w:ascii="Wingdings" w:hAnsi="Wingdings" w:cs="Wingdings"/>
+      </w:rPr>
+    </w:lvl>
+    <w:lvl w:ilvl="1" w:tentative="0">
+      <w:start w:val="1"/>
+      <w:numFmt w:val="bullet"/>
+      <w:lvlText w:val="¡"/>
+      <w:lvlJc w:val="left"/>
+      <w:pPr>
+        <w:ind w:left="1440"/>
+      </w:pPr>
+      <w:rPr>
+        <w:rFonts w:hint="default" w:ascii="Wingdings" w:hAnsi="Wingdings" w:cs="Wingdings"/>
+      </w:rPr>
+    </w:lvl>
+    <w:lvl w:ilvl="2" w:tentative="0">
+      <w:start w:val="1"/>
+      <w:numFmt w:val="bullet"/>
+      <w:lvlText w:val=""/>
+      <w:lvlJc w:val="left"/>
+      <w:pPr>
+        <w:ind w:left="2160"/>
+      </w:pPr>
+      <w:rPr>
+        <w:rFonts w:hint="default" w:ascii="Wingdings" w:hAnsi="Wingdings" w:cs="Wingdings"/>
+      </w:rPr>
+    </w:lvl>
+    <w:lvl w:ilvl="3" w:tentative="0">
+      <w:start w:val="1"/>
+      <w:numFmt w:val="bullet"/>
+      <w:lvlText w:val=""/>
+      <w:lvlJc w:val="left"/>
+      <w:pPr>
+        <w:ind w:left="2880"/>
+      </w:pPr>
+      <w:rPr>
+        <w:rFonts w:hint="default" w:ascii="Wingdings" w:hAnsi="Wingdings" w:cs="Wingdings"/>
+      </w:rPr>
+    </w:lvl>
+    <w:lvl w:ilvl="4" w:tentative="0">
+      <w:start w:val="1"/>
+      <w:numFmt w:val="bullet"/>
+      <w:lvlText w:val="¡"/>
+      <w:lvlJc w:val="left"/>
+      <w:pPr>
+        <w:ind w:left="3600"/>
+      </w:pPr>
+      <w:rPr>
+        <w:rFonts w:hint="default" w:ascii="Wingdings" w:hAnsi="Wingdings" w:cs="Wingdings"/>
+      </w:rPr>
+    </w:lvl>
+    <w:lvl w:ilvl="5" w:tentative="0">
+      <w:start w:val="1"/>
+      <w:numFmt w:val="bullet"/>
+      <w:lvlText w:val=""/>
+      <w:lvlJc w:val="left"/>
+      <w:pPr>
+        <w:ind w:left="4320"/>
+      </w:pPr>
+      <w:rPr>
+        <w:rFonts w:hint="default" w:ascii="Wingdings" w:hAnsi="Wingdings" w:cs="Wingdings"/>
+      </w:rPr>
+    </w:lvl>
+    <w:lvl w:ilvl="6" w:tentative="0">
+      <w:start w:val="1"/>
+      <w:numFmt w:val="bullet"/>
+      <w:lvlText w:val=""/>
+      <w:lvlJc w:val="left"/>
+      <w:pPr>
+        <w:ind w:left="5040"/>
+      </w:pPr>
+      <w:rPr>
+        <w:rFonts w:hint="default" w:ascii="Wingdings" w:hAnsi="Wingdings" w:cs="Wingdings"/>
+      </w:rPr>
+    </w:lvl>
+    <w:lvl w:ilvl="7" w:tentative="0">
+      <w:start w:val="1"/>
+      <w:numFmt w:val="bullet"/>
+      <w:lvlText w:val="¡"/>
+      <w:lvlJc w:val="left"/>
+      <w:pPr>
+        <w:ind w:left="5760"/>
+      </w:pPr>
+      <w:rPr>
+        <w:rFonts w:hint="default" w:ascii="Wingdings" w:hAnsi="Wingdings" w:cs="Wingdings"/>
+      </w:rPr>
+    </w:lvl>
+    <w:lvl w:ilvl="8" w:tentative="0">
+      <w:start w:val="1"/>
+      <w:numFmt w:val="bullet"/>
+      <w:lvlText w:val=""/>
+      <w:lvlJc w:val="left"/>
+      <w:pPr>
+        <w:ind w:left="6480"/>
+      </w:pPr>
+      <w:rPr>
+        <w:rFonts w:hint="default" w:ascii="Wingdings" w:hAnsi="Wingdings" w:cs="Wingdings"/>
+      </w:rPr>
+    </w:lvl>
+  </w:abstractNum>
+  <w:abstractNum w:abstractNumId="45">
     <w:nsid w:val="FB4DCEA5"/>
     <w:multiLevelType w:val="multilevel"/>
     <w:tmpl w:val="FB4DCEA5"/>
@@ -43983,7 +46285,7 @@
       </w:pPr>
     </w:lvl>
   </w:abstractNum>
-  <w:abstractNum w:abstractNumId="43">
+  <w:abstractNum w:abstractNumId="46">
     <w:nsid w:val="FF29C0EE"/>
     <w:multiLevelType w:val="multilevel"/>
     <w:tmpl w:val="FF29C0EE"/>
@@ -44096,7 +46398,7 @@
       </w:rPr>
     </w:lvl>
   </w:abstractNum>
-  <w:abstractNum w:abstractNumId="44">
+  <w:abstractNum w:abstractNumId="47">
     <w:nsid w:val="0053208E"/>
     <w:multiLevelType w:val="multilevel"/>
     <w:tmpl w:val="0053208E"/>
@@ -44231,7 +46533,7 @@
       </w:pPr>
     </w:lvl>
   </w:abstractNum>
-  <w:abstractNum w:abstractNumId="45">
+  <w:abstractNum w:abstractNumId="48">
     <w:nsid w:val="00C921D4"/>
     <w:multiLevelType w:val="multilevel"/>
     <w:tmpl w:val="00C921D4"/>
@@ -44344,7 +46646,7 @@
       </w:rPr>
     </w:lvl>
   </w:abstractNum>
-  <w:abstractNum w:abstractNumId="46">
+  <w:abstractNum w:abstractNumId="49">
     <w:nsid w:val="01B4DB8A"/>
     <w:multiLevelType w:val="multilevel"/>
     <w:tmpl w:val="01B4DB8A"/>
@@ -44457,7 +46759,7 @@
       </w:rPr>
     </w:lvl>
   </w:abstractNum>
-  <w:abstractNum w:abstractNumId="47">
+  <w:abstractNum w:abstractNumId="50">
     <w:nsid w:val="04AABB33"/>
     <w:multiLevelType w:val="multilevel"/>
     <w:tmpl w:val="04AABB33"/>
@@ -44543,7 +46845,7 @@
       </w:pPr>
     </w:lvl>
   </w:abstractNum>
-  <w:abstractNum w:abstractNumId="48">
+  <w:abstractNum w:abstractNumId="51">
     <w:nsid w:val="07B1843F"/>
     <w:multiLevelType w:val="multilevel"/>
     <w:tmpl w:val="07B1843F"/>
@@ -44656,7 +46958,7 @@
       </w:rPr>
     </w:lvl>
   </w:abstractNum>
-  <w:abstractNum w:abstractNumId="49">
+  <w:abstractNum w:abstractNumId="52">
     <w:nsid w:val="093588B0"/>
     <w:multiLevelType w:val="multilevel"/>
     <w:tmpl w:val="093588B0"/>
@@ -44769,7 +47071,7 @@
       </w:rPr>
     </w:lvl>
   </w:abstractNum>
-  <w:abstractNum w:abstractNumId="50">
+  <w:abstractNum w:abstractNumId="53">
     <w:nsid w:val="0961B0EF"/>
     <w:multiLevelType w:val="multilevel"/>
     <w:tmpl w:val="0961B0EF"/>
@@ -44855,7 +47157,7 @@
       </w:pPr>
     </w:lvl>
   </w:abstractNum>
-  <w:abstractNum w:abstractNumId="51">
+  <w:abstractNum w:abstractNumId="54">
     <w:nsid w:val="097A56E5"/>
     <w:multiLevelType w:val="multilevel"/>
     <w:tmpl w:val="097A56E5"/>
@@ -44941,7 +47243,7 @@
       </w:pPr>
     </w:lvl>
   </w:abstractNum>
-  <w:abstractNum w:abstractNumId="52">
+  <w:abstractNum w:abstractNumId="55">
     <w:nsid w:val="09E38C6D"/>
     <w:multiLevelType w:val="multilevel"/>
     <w:tmpl w:val="09E38C6D"/>
@@ -45027,7 +47329,7 @@
       </w:pPr>
     </w:lvl>
   </w:abstractNum>
-  <w:abstractNum w:abstractNumId="53">
+  <w:abstractNum w:abstractNumId="56">
     <w:nsid w:val="0CB318DC"/>
     <w:multiLevelType w:val="multilevel"/>
     <w:tmpl w:val="0CB318DC"/>
@@ -45140,7 +47442,7 @@
       </w:rPr>
     </w:lvl>
   </w:abstractNum>
-  <w:abstractNum w:abstractNumId="54">
+  <w:abstractNum w:abstractNumId="57">
     <w:nsid w:val="0CC673F5"/>
     <w:multiLevelType w:val="multilevel"/>
     <w:tmpl w:val="0CC673F5"/>
@@ -45226,7 +47528,7 @@
       </w:pPr>
     </w:lvl>
   </w:abstractNum>
-  <w:abstractNum w:abstractNumId="55">
+  <w:abstractNum w:abstractNumId="58">
     <w:nsid w:val="0D12EABF"/>
     <w:multiLevelType w:val="multilevel"/>
     <w:tmpl w:val="0D12EABF"/>
@@ -45312,7 +47614,7 @@
       </w:pPr>
     </w:lvl>
   </w:abstractNum>
-  <w:abstractNum w:abstractNumId="56">
+  <w:abstractNum w:abstractNumId="59">
     <w:nsid w:val="0F58B62D"/>
     <w:multiLevelType w:val="multilevel"/>
     <w:tmpl w:val="0F58B62D"/>
@@ -45398,7 +47700,7 @@
       </w:pPr>
     </w:lvl>
   </w:abstractNum>
-  <w:abstractNum w:abstractNumId="57">
+  <w:abstractNum w:abstractNumId="60">
     <w:nsid w:val="119E6997"/>
     <w:multiLevelType w:val="multilevel"/>
     <w:tmpl w:val="119E6997"/>
@@ -45484,7 +47786,7 @@
       </w:pPr>
     </w:lvl>
   </w:abstractNum>
-  <w:abstractNum w:abstractNumId="58">
+  <w:abstractNum w:abstractNumId="61">
     <w:nsid w:val="133B56FC"/>
     <w:multiLevelType w:val="multilevel"/>
     <w:tmpl w:val="133B56FC"/>
@@ -45570,7 +47872,7 @@
       </w:pPr>
     </w:lvl>
   </w:abstractNum>
-  <w:abstractNum w:abstractNumId="59">
+  <w:abstractNum w:abstractNumId="62">
     <w:nsid w:val="135B8260"/>
     <w:multiLevelType w:val="multilevel"/>
     <w:tmpl w:val="135B8260"/>
@@ -45656,7 +47958,7 @@
       </w:pPr>
     </w:lvl>
   </w:abstractNum>
-  <w:abstractNum w:abstractNumId="60">
+  <w:abstractNum w:abstractNumId="63">
     <w:nsid w:val="13DB3DBC"/>
     <w:multiLevelType w:val="multilevel"/>
     <w:tmpl w:val="13DB3DBC"/>
@@ -45769,7 +48071,7 @@
       </w:rPr>
     </w:lvl>
   </w:abstractNum>
-  <w:abstractNum w:abstractNumId="61">
+  <w:abstractNum w:abstractNumId="64">
     <w:nsid w:val="17D8577F"/>
     <w:multiLevelType w:val="multilevel"/>
     <w:tmpl w:val="17D8577F"/>
@@ -45882,7 +48184,7 @@
       </w:rPr>
     </w:lvl>
   </w:abstractNum>
-  <w:abstractNum w:abstractNumId="62">
+  <w:abstractNum w:abstractNumId="65">
     <w:nsid w:val="1A3E9530"/>
     <w:multiLevelType w:val="multilevel"/>
     <w:tmpl w:val="1A3E9530"/>
@@ -45995,7 +48297,7 @@
       </w:rPr>
     </w:lvl>
   </w:abstractNum>
-  <w:abstractNum w:abstractNumId="63">
+  <w:abstractNum w:abstractNumId="66">
     <w:nsid w:val="1B1A89CC"/>
     <w:multiLevelType w:val="multilevel"/>
     <w:tmpl w:val="1B1A89CC"/>
@@ -46081,7 +48383,7 @@
       </w:pPr>
     </w:lvl>
   </w:abstractNum>
-  <w:abstractNum w:abstractNumId="64">
+  <w:abstractNum w:abstractNumId="67">
     <w:nsid w:val="21039BE0"/>
     <w:multiLevelType w:val="multilevel"/>
     <w:tmpl w:val="21039BE0"/>
@@ -46167,7 +48469,7 @@
       </w:pPr>
     </w:lvl>
   </w:abstractNum>
-  <w:abstractNum w:abstractNumId="65">
+  <w:abstractNum w:abstractNumId="68">
     <w:nsid w:val="23B101CA"/>
     <w:multiLevelType w:val="multilevel"/>
     <w:tmpl w:val="23B101CA"/>
@@ -46253,7 +48555,7 @@
       </w:pPr>
     </w:lvl>
   </w:abstractNum>
-  <w:abstractNum w:abstractNumId="66">
+  <w:abstractNum w:abstractNumId="69">
     <w:nsid w:val="24B2B7DE"/>
     <w:multiLevelType w:val="multilevel"/>
     <w:tmpl w:val="24B2B7DE"/>
@@ -46366,7 +48668,7 @@
       </w:rPr>
     </w:lvl>
   </w:abstractNum>
-  <w:abstractNum w:abstractNumId="67">
+  <w:abstractNum w:abstractNumId="70">
     <w:nsid w:val="266E23AB"/>
     <w:multiLevelType w:val="multilevel"/>
     <w:tmpl w:val="266E23AB"/>
@@ -46479,7 +48781,7 @@
       </w:rPr>
     </w:lvl>
   </w:abstractNum>
-  <w:abstractNum w:abstractNumId="68">
+  <w:abstractNum w:abstractNumId="71">
     <w:nsid w:val="27E779FC"/>
     <w:multiLevelType w:val="multilevel"/>
     <w:tmpl w:val="27E779FC"/>
@@ -46565,7 +48867,7 @@
       </w:pPr>
     </w:lvl>
   </w:abstractNum>
-  <w:abstractNum w:abstractNumId="69">
+  <w:abstractNum w:abstractNumId="72">
     <w:nsid w:val="28303E9A"/>
     <w:multiLevelType w:val="multilevel"/>
     <w:tmpl w:val="28303E9A"/>
@@ -46651,7 +48953,7 @@
       </w:pPr>
     </w:lvl>
   </w:abstractNum>
-  <w:abstractNum w:abstractNumId="70">
+  <w:abstractNum w:abstractNumId="73">
     <w:nsid w:val="2CFCE010"/>
     <w:multiLevelType w:val="multilevel"/>
     <w:tmpl w:val="2CFCE010"/>
@@ -46737,7 +49039,120 @@
       </w:pPr>
     </w:lvl>
   </w:abstractNum>
-  <w:abstractNum w:abstractNumId="71">
+  <w:abstractNum w:abstractNumId="74">
+    <w:nsid w:val="2EA91673"/>
+    <w:multiLevelType w:val="multilevel"/>
+    <w:tmpl w:val="2EA91673"/>
+    <w:lvl w:ilvl="0" w:tentative="0">
+      <w:start w:val="1"/>
+      <w:numFmt w:val="bullet"/>
+      <w:lvlText w:val=""/>
+      <w:lvlJc w:val="left"/>
+      <w:pPr>
+        <w:ind w:left="720"/>
+      </w:pPr>
+      <w:rPr>
+        <w:rFonts w:ascii="Wingdings" w:hAnsi="Wingdings" w:cs="Wingdings"/>
+      </w:rPr>
+    </w:lvl>
+    <w:lvl w:ilvl="1" w:tentative="0">
+      <w:start w:val="1"/>
+      <w:numFmt w:val="bullet"/>
+      <w:lvlText w:val="¡"/>
+      <w:lvlJc w:val="left"/>
+      <w:pPr>
+        <w:ind w:left="1440"/>
+      </w:pPr>
+      <w:rPr>
+        <w:rFonts w:hint="default" w:ascii="Wingdings" w:hAnsi="Wingdings" w:cs="Wingdings"/>
+      </w:rPr>
+    </w:lvl>
+    <w:lvl w:ilvl="2" w:tentative="0">
+      <w:start w:val="1"/>
+      <w:numFmt w:val="bullet"/>
+      <w:lvlText w:val=""/>
+      <w:lvlJc w:val="left"/>
+      <w:pPr>
+        <w:ind w:left="2160"/>
+      </w:pPr>
+      <w:rPr>
+        <w:rFonts w:hint="default" w:ascii="Wingdings" w:hAnsi="Wingdings" w:cs="Wingdings"/>
+      </w:rPr>
+    </w:lvl>
+    <w:lvl w:ilvl="3" w:tentative="0">
+      <w:start w:val="1"/>
+      <w:numFmt w:val="bullet"/>
+      <w:lvlText w:val=""/>
+      <w:lvlJc w:val="left"/>
+      <w:pPr>
+        <w:ind w:left="2880"/>
+      </w:pPr>
+      <w:rPr>
+        <w:rFonts w:hint="default" w:ascii="Wingdings" w:hAnsi="Wingdings" w:cs="Wingdings"/>
+      </w:rPr>
+    </w:lvl>
+    <w:lvl w:ilvl="4" w:tentative="0">
+      <w:start w:val="1"/>
+      <w:numFmt w:val="bullet"/>
+      <w:lvlText w:val="¡"/>
+      <w:lvlJc w:val="left"/>
+      <w:pPr>
+        <w:ind w:left="3600"/>
+      </w:pPr>
+      <w:rPr>
+        <w:rFonts w:hint="default" w:ascii="Wingdings" w:hAnsi="Wingdings" w:cs="Wingdings"/>
+      </w:rPr>
+    </w:lvl>
+    <w:lvl w:ilvl="5" w:tentative="0">
+      <w:start w:val="1"/>
+      <w:numFmt w:val="bullet"/>
+      <w:lvlText w:val=""/>
+      <w:lvlJc w:val="left"/>
+      <w:pPr>
+        <w:ind w:left="4320"/>
+      </w:pPr>
+      <w:rPr>
+        <w:rFonts w:hint="default" w:ascii="Wingdings" w:hAnsi="Wingdings" w:cs="Wingdings"/>
+      </w:rPr>
+    </w:lvl>
+    <w:lvl w:ilvl="6" w:tentative="0">
+      <w:start w:val="1"/>
+      <w:numFmt w:val="bullet"/>
+      <w:lvlText w:val=""/>
+      <w:lvlJc w:val="left"/>
+      <w:pPr>
+        <w:ind w:left="5040"/>
+      </w:pPr>
+      <w:rPr>
+        <w:rFonts w:hint="default" w:ascii="Wingdings" w:hAnsi="Wingdings" w:cs="Wingdings"/>
+      </w:rPr>
+    </w:lvl>
+    <w:lvl w:ilvl="7" w:tentative="0">
+      <w:start w:val="1"/>
+      <w:numFmt w:val="bullet"/>
+      <w:lvlText w:val="¡"/>
+      <w:lvlJc w:val="left"/>
+      <w:pPr>
+        <w:ind w:left="5760"/>
+      </w:pPr>
+      <w:rPr>
+        <w:rFonts w:hint="default" w:ascii="Wingdings" w:hAnsi="Wingdings" w:cs="Wingdings"/>
+      </w:rPr>
+    </w:lvl>
+    <w:lvl w:ilvl="8" w:tentative="0">
+      <w:start w:val="1"/>
+      <w:numFmt w:val="bullet"/>
+      <w:lvlText w:val=""/>
+      <w:lvlJc w:val="left"/>
+      <w:pPr>
+        <w:ind w:left="6480"/>
+      </w:pPr>
+      <w:rPr>
+        <w:rFonts w:hint="default" w:ascii="Wingdings" w:hAnsi="Wingdings" w:cs="Wingdings"/>
+      </w:rPr>
+    </w:lvl>
+  </w:abstractNum>
+  <w:abstractNum w:abstractNumId="75">
     <w:nsid w:val="315A4D7B"/>
     <w:multiLevelType w:val="multilevel"/>
     <w:tmpl w:val="315A4D7B"/>
@@ -46823,7 +49238,7 @@
       </w:pPr>
     </w:lvl>
   </w:abstractNum>
-  <w:abstractNum w:abstractNumId="72">
+  <w:abstractNum w:abstractNumId="76">
     <w:nsid w:val="317D5AD3"/>
     <w:multiLevelType w:val="multilevel"/>
     <w:tmpl w:val="317D5AD3"/>
@@ -46909,7 +49324,7 @@
       </w:pPr>
     </w:lvl>
   </w:abstractNum>
-  <w:abstractNum w:abstractNumId="73">
+  <w:abstractNum w:abstractNumId="77">
     <w:nsid w:val="3BF776AF"/>
     <w:multiLevelType w:val="multilevel"/>
     <w:tmpl w:val="3BF776AF"/>
@@ -46995,7 +49410,7 @@
       </w:pPr>
     </w:lvl>
   </w:abstractNum>
-  <w:abstractNum w:abstractNumId="74">
+  <w:abstractNum w:abstractNumId="78">
     <w:nsid w:val="3FF6AED6"/>
     <w:multiLevelType w:val="multilevel"/>
     <w:tmpl w:val="3FF6AED6"/>
@@ -47081,7 +49496,7 @@
       </w:pPr>
     </w:lvl>
   </w:abstractNum>
-  <w:abstractNum w:abstractNumId="75">
+  <w:abstractNum w:abstractNumId="79">
     <w:nsid w:val="40B3BFBA"/>
     <w:multiLevelType w:val="multilevel"/>
     <w:tmpl w:val="40B3BFBA"/>
@@ -47167,7 +49582,7 @@
       </w:pPr>
     </w:lvl>
   </w:abstractNum>
-  <w:abstractNum w:abstractNumId="76">
+  <w:abstractNum w:abstractNumId="80">
     <w:nsid w:val="42F13556"/>
     <w:multiLevelType w:val="multilevel"/>
     <w:tmpl w:val="42F13556"/>
@@ -47253,7 +49668,7 @@
       </w:pPr>
     </w:lvl>
   </w:abstractNum>
-  <w:abstractNum w:abstractNumId="77">
+  <w:abstractNum w:abstractNumId="81">
     <w:nsid w:val="46195D2D"/>
     <w:multiLevelType w:val="multilevel"/>
     <w:tmpl w:val="46195D2D"/>
@@ -47366,7 +49781,7 @@
       </w:rPr>
     </w:lvl>
   </w:abstractNum>
-  <w:abstractNum w:abstractNumId="78">
+  <w:abstractNum w:abstractNumId="82">
     <w:nsid w:val="4748F323"/>
     <w:multiLevelType w:val="multilevel"/>
     <w:tmpl w:val="4748F323"/>
@@ -47479,7 +49894,7 @@
       </w:rPr>
     </w:lvl>
   </w:abstractNum>
-  <w:abstractNum w:abstractNumId="79">
+  <w:abstractNum w:abstractNumId="83">
     <w:nsid w:val="4CE9FF36"/>
     <w:multiLevelType w:val="multilevel"/>
     <w:tmpl w:val="4CE9FF36"/>
@@ -47565,7 +49980,7 @@
       </w:pPr>
     </w:lvl>
   </w:abstractNum>
-  <w:abstractNum w:abstractNumId="80">
+  <w:abstractNum w:abstractNumId="84">
     <w:nsid w:val="4D4E049F"/>
     <w:multiLevelType w:val="multilevel"/>
     <w:tmpl w:val="4D4E049F"/>
@@ -47678,7 +50093,7 @@
       </w:rPr>
     </w:lvl>
   </w:abstractNum>
-  <w:abstractNum w:abstractNumId="81">
+  <w:abstractNum w:abstractNumId="85">
     <w:nsid w:val="4D7D61CA"/>
     <w:multiLevelType w:val="multilevel"/>
     <w:tmpl w:val="4D7D61CA"/>
@@ -47764,7 +50179,7 @@
       </w:pPr>
     </w:lvl>
   </w:abstractNum>
-  <w:abstractNum w:abstractNumId="82">
+  <w:abstractNum w:abstractNumId="86">
     <w:nsid w:val="51009ABD"/>
     <w:multiLevelType w:val="multilevel"/>
     <w:tmpl w:val="51009ABD"/>
@@ -47850,7 +50265,7 @@
       </w:pPr>
     </w:lvl>
   </w:abstractNum>
-  <w:abstractNum w:abstractNumId="83">
+  <w:abstractNum w:abstractNumId="87">
     <w:nsid w:val="521F5741"/>
     <w:multiLevelType w:val="multilevel"/>
     <w:tmpl w:val="521F5741"/>
@@ -47963,7 +50378,7 @@
       </w:rPr>
     </w:lvl>
   </w:abstractNum>
-  <w:abstractNum w:abstractNumId="84">
+  <w:abstractNum w:abstractNumId="88">
     <w:nsid w:val="561A2FF2"/>
     <w:multiLevelType w:val="multilevel"/>
     <w:tmpl w:val="561A2FF2"/>
@@ -48049,7 +50464,7 @@
       </w:pPr>
     </w:lvl>
   </w:abstractNum>
-  <w:abstractNum w:abstractNumId="85">
+  <w:abstractNum w:abstractNumId="89">
     <w:nsid w:val="59ADCABA"/>
     <w:multiLevelType w:val="multilevel"/>
     <w:tmpl w:val="59ADCABA"/>
@@ -48190,7 +50605,7 @@
       </w:rPr>
     </w:lvl>
   </w:abstractNum>
-  <w:abstractNum w:abstractNumId="86">
+  <w:abstractNum w:abstractNumId="90">
     <w:nsid w:val="5CAF5B2B"/>
     <w:multiLevelType w:val="multilevel"/>
     <w:tmpl w:val="5CAF5B2B"/>
@@ -48276,7 +50691,7 @@
       </w:pPr>
     </w:lvl>
   </w:abstractNum>
-  <w:abstractNum w:abstractNumId="87">
+  <w:abstractNum w:abstractNumId="91">
     <w:nsid w:val="5DADDD27"/>
     <w:multiLevelType w:val="multilevel"/>
     <w:tmpl w:val="5DADDD27"/>
@@ -48362,7 +50777,7 @@
       </w:pPr>
     </w:lvl>
   </w:abstractNum>
-  <w:abstractNum w:abstractNumId="88">
+  <w:abstractNum w:abstractNumId="92">
     <w:nsid w:val="5E3CF4F5"/>
     <w:multiLevelType w:val="multilevel"/>
     <w:tmpl w:val="5E3CF4F5"/>
@@ -48448,7 +50863,7 @@
       </w:pPr>
     </w:lvl>
   </w:abstractNum>
-  <w:abstractNum w:abstractNumId="89">
+  <w:abstractNum w:abstractNumId="93">
     <w:nsid w:val="5E5A68AD"/>
     <w:multiLevelType w:val="multilevel"/>
     <w:tmpl w:val="5E5A68AD"/>
@@ -48534,7 +50949,7 @@
       </w:pPr>
     </w:lvl>
   </w:abstractNum>
-  <w:abstractNum w:abstractNumId="90">
+  <w:abstractNum w:abstractNumId="94">
     <w:nsid w:val="62EEE978"/>
     <w:multiLevelType w:val="multilevel"/>
     <w:tmpl w:val="62EEE978"/>
@@ -48620,7 +51035,7 @@
       </w:pPr>
     </w:lvl>
   </w:abstractNum>
-  <w:abstractNum w:abstractNumId="91">
+  <w:abstractNum w:abstractNumId="95">
     <w:nsid w:val="636CFF80"/>
     <w:multiLevelType w:val="multilevel"/>
     <w:tmpl w:val="636CFF80"/>
@@ -48706,7 +51121,7 @@
       </w:pPr>
     </w:lvl>
   </w:abstractNum>
-  <w:abstractNum w:abstractNumId="92">
+  <w:abstractNum w:abstractNumId="96">
     <w:nsid w:val="647C99E3"/>
     <w:multiLevelType w:val="multilevel"/>
     <w:tmpl w:val="647C99E3"/>
@@ -48819,7 +51234,7 @@
       </w:rPr>
     </w:lvl>
   </w:abstractNum>
-  <w:abstractNum w:abstractNumId="93">
+  <w:abstractNum w:abstractNumId="97">
     <w:nsid w:val="6760E10A"/>
     <w:multiLevelType w:val="multilevel"/>
     <w:tmpl w:val="6760E10A"/>
@@ -48932,7 +51347,7 @@
       </w:rPr>
     </w:lvl>
   </w:abstractNum>
-  <w:abstractNum w:abstractNumId="94">
+  <w:abstractNum w:abstractNumId="98">
     <w:nsid w:val="6CA4DD41"/>
     <w:multiLevelType w:val="multilevel"/>
     <w:tmpl w:val="6CA4DD41"/>
@@ -49018,7 +51433,7 @@
       </w:pPr>
     </w:lvl>
   </w:abstractNum>
-  <w:abstractNum w:abstractNumId="95">
+  <w:abstractNum w:abstractNumId="99">
     <w:nsid w:val="6DC8CA9E"/>
     <w:multiLevelType w:val="multilevel"/>
     <w:tmpl w:val="6DC8CA9E"/>
@@ -49104,7 +51519,7 @@
       </w:pPr>
     </w:lvl>
   </w:abstractNum>
-  <w:abstractNum w:abstractNumId="96">
+  <w:abstractNum w:abstractNumId="100">
     <w:nsid w:val="70BFE63C"/>
     <w:multiLevelType w:val="multilevel"/>
     <w:tmpl w:val="70BFE63C"/>
@@ -49217,7 +51632,7 @@
       </w:rPr>
     </w:lvl>
   </w:abstractNum>
-  <w:abstractNum w:abstractNumId="97">
+  <w:abstractNum w:abstractNumId="101">
     <w:nsid w:val="7206F513"/>
     <w:multiLevelType w:val="multilevel"/>
     <w:tmpl w:val="7206F513"/>
@@ -49303,7 +51718,7 @@
       </w:pPr>
     </w:lvl>
   </w:abstractNum>
-  <w:abstractNum w:abstractNumId="98">
+  <w:abstractNum w:abstractNumId="102">
     <w:nsid w:val="7535EDC8"/>
     <w:multiLevelType w:val="multilevel"/>
     <w:tmpl w:val="7535EDC8"/>
@@ -49389,7 +51804,7 @@
       </w:pPr>
     </w:lvl>
   </w:abstractNum>
-  <w:abstractNum w:abstractNumId="99">
+  <w:abstractNum w:abstractNumId="103">
     <w:nsid w:val="7E1D2AE3"/>
     <w:multiLevelType w:val="multilevel"/>
     <w:tmpl w:val="7E1D2AE3"/>
@@ -49502,7 +51917,7 @@
       </w:rPr>
     </w:lvl>
   </w:abstractNum>
-  <w:abstractNum w:abstractNumId="100">
+  <w:abstractNum w:abstractNumId="104">
     <w:nsid w:val="7E731036"/>
     <w:multiLevelType w:val="multilevel"/>
     <w:tmpl w:val="7E731036"/>
@@ -49588,98 +52003,211 @@
       </w:pPr>
     </w:lvl>
   </w:abstractNum>
+  <w:abstractNum w:abstractNumId="105">
+    <w:nsid w:val="7FFEC6F1"/>
+    <w:multiLevelType w:val="multilevel"/>
+    <w:tmpl w:val="7FFEC6F1"/>
+    <w:lvl w:ilvl="0" w:tentative="0">
+      <w:start w:val="1"/>
+      <w:numFmt w:val="bullet"/>
+      <w:lvlText w:val=""/>
+      <w:lvlJc w:val="left"/>
+      <w:pPr>
+        <w:ind w:left="720"/>
+      </w:pPr>
+      <w:rPr>
+        <w:rFonts w:hint="default" w:ascii="Wingdings" w:hAnsi="Wingdings" w:cs="Wingdings"/>
+      </w:rPr>
+    </w:lvl>
+    <w:lvl w:ilvl="1" w:tentative="0">
+      <w:start w:val="1"/>
+      <w:numFmt w:val="bullet"/>
+      <w:lvlText w:val="¡"/>
+      <w:lvlJc w:val="left"/>
+      <w:pPr>
+        <w:ind w:left="1440"/>
+      </w:pPr>
+      <w:rPr>
+        <w:rFonts w:hint="default" w:ascii="Wingdings" w:hAnsi="Wingdings" w:cs="Wingdings"/>
+      </w:rPr>
+    </w:lvl>
+    <w:lvl w:ilvl="2" w:tentative="0">
+      <w:start w:val="1"/>
+      <w:numFmt w:val="bullet"/>
+      <w:lvlText w:val=""/>
+      <w:lvlJc w:val="left"/>
+      <w:pPr>
+        <w:ind w:left="2160"/>
+      </w:pPr>
+      <w:rPr>
+        <w:rFonts w:hint="default" w:ascii="Wingdings" w:hAnsi="Wingdings" w:cs="Wingdings"/>
+      </w:rPr>
+    </w:lvl>
+    <w:lvl w:ilvl="3" w:tentative="0">
+      <w:start w:val="1"/>
+      <w:numFmt w:val="bullet"/>
+      <w:lvlText w:val=""/>
+      <w:lvlJc w:val="left"/>
+      <w:pPr>
+        <w:ind w:left="2880"/>
+      </w:pPr>
+      <w:rPr>
+        <w:rFonts w:hint="default" w:ascii="Wingdings" w:hAnsi="Wingdings" w:cs="Wingdings"/>
+      </w:rPr>
+    </w:lvl>
+    <w:lvl w:ilvl="4" w:tentative="0">
+      <w:start w:val="1"/>
+      <w:numFmt w:val="bullet"/>
+      <w:lvlText w:val="¡"/>
+      <w:lvlJc w:val="left"/>
+      <w:pPr>
+        <w:ind w:left="3600"/>
+      </w:pPr>
+      <w:rPr>
+        <w:rFonts w:hint="default" w:ascii="Wingdings" w:hAnsi="Wingdings" w:cs="Wingdings"/>
+      </w:rPr>
+    </w:lvl>
+    <w:lvl w:ilvl="5" w:tentative="0">
+      <w:start w:val="1"/>
+      <w:numFmt w:val="bullet"/>
+      <w:lvlText w:val=""/>
+      <w:lvlJc w:val="left"/>
+      <w:pPr>
+        <w:ind w:left="4320"/>
+      </w:pPr>
+      <w:rPr>
+        <w:rFonts w:hint="default" w:ascii="Wingdings" w:hAnsi="Wingdings" w:cs="Wingdings"/>
+      </w:rPr>
+    </w:lvl>
+    <w:lvl w:ilvl="6" w:tentative="0">
+      <w:start w:val="1"/>
+      <w:numFmt w:val="bullet"/>
+      <w:lvlText w:val=""/>
+      <w:lvlJc w:val="left"/>
+      <w:pPr>
+        <w:ind w:left="5040"/>
+      </w:pPr>
+      <w:rPr>
+        <w:rFonts w:hint="default" w:ascii="Wingdings" w:hAnsi="Wingdings" w:cs="Wingdings"/>
+      </w:rPr>
+    </w:lvl>
+    <w:lvl w:ilvl="7" w:tentative="0">
+      <w:start w:val="1"/>
+      <w:numFmt w:val="bullet"/>
+      <w:lvlText w:val="¡"/>
+      <w:lvlJc w:val="left"/>
+      <w:pPr>
+        <w:ind w:left="5760"/>
+      </w:pPr>
+      <w:rPr>
+        <w:rFonts w:hint="default" w:ascii="Wingdings" w:hAnsi="Wingdings" w:cs="Wingdings"/>
+      </w:rPr>
+    </w:lvl>
+    <w:lvl w:ilvl="8" w:tentative="0">
+      <w:start w:val="1"/>
+      <w:numFmt w:val="bullet"/>
+      <w:lvlText w:val=""/>
+      <w:lvlJc w:val="left"/>
+      <w:pPr>
+        <w:ind w:left="6480"/>
+      </w:pPr>
+      <w:rPr>
+        <w:rFonts w:hint="default" w:ascii="Wingdings" w:hAnsi="Wingdings" w:cs="Wingdings"/>
+      </w:rPr>
+    </w:lvl>
+  </w:abstractNum>
   <w:num w:numId="1">
-    <w:abstractNumId w:val="44"/>
+    <w:abstractNumId w:val="47"/>
   </w:num>
   <w:num w:numId="2">
-    <w:abstractNumId w:val="26"/>
+    <w:abstractNumId w:val="27"/>
   </w:num>
   <w:num w:numId="3">
-    <w:abstractNumId w:val="85"/>
+    <w:abstractNumId w:val="89"/>
   </w:num>
   <w:num w:numId="4">
-    <w:abstractNumId w:val="98"/>
+    <w:abstractNumId w:val="102"/>
   </w:num>
   <w:num w:numId="5">
+    <w:abstractNumId w:val="72"/>
+  </w:num>
+  <w:num w:numId="6">
     <w:abstractNumId w:val="69"/>
   </w:num>
-  <w:num w:numId="6">
+  <w:num w:numId="7">
     <w:abstractNumId w:val="66"/>
   </w:num>
-  <w:num w:numId="7">
-    <w:abstractNumId w:val="63"/>
-  </w:num>
   <w:num w:numId="8">
-    <w:abstractNumId w:val="40"/>
+    <w:abstractNumId w:val="42"/>
   </w:num>
   <w:num w:numId="9">
     <w:abstractNumId w:val="2"/>
   </w:num>
   <w:num w:numId="10">
-    <w:abstractNumId w:val="30"/>
+    <w:abstractNumId w:val="31"/>
   </w:num>
   <w:num w:numId="11">
-    <w:abstractNumId w:val="65"/>
+    <w:abstractNumId w:val="68"/>
   </w:num>
   <w:num w:numId="12">
-    <w:abstractNumId w:val="36"/>
+    <w:abstractNumId w:val="38"/>
   </w:num>
   <w:num w:numId="13">
     <w:abstractNumId w:val="0"/>
   </w:num>
   <w:num w:numId="14">
-    <w:abstractNumId w:val="84"/>
+    <w:abstractNumId w:val="88"/>
   </w:num>
   <w:num w:numId="15">
-    <w:abstractNumId w:val="82"/>
+    <w:abstractNumId w:val="86"/>
   </w:num>
   <w:num w:numId="16">
-    <w:abstractNumId w:val="86"/>
+    <w:abstractNumId w:val="90"/>
   </w:num>
   <w:num w:numId="17">
-    <w:abstractNumId w:val="74"/>
+    <w:abstractNumId w:val="78"/>
   </w:num>
   <w:num w:numId="18">
-    <w:abstractNumId w:val="64"/>
+    <w:abstractNumId w:val="67"/>
   </w:num>
   <w:num w:numId="19">
-    <w:abstractNumId w:val="37"/>
+    <w:abstractNumId w:val="39"/>
   </w:num>
   <w:num w:numId="20">
-    <w:abstractNumId w:val="91"/>
+    <w:abstractNumId w:val="95"/>
   </w:num>
   <w:num w:numId="21">
-    <w:abstractNumId w:val="71"/>
+    <w:abstractNumId w:val="75"/>
   </w:num>
   <w:num w:numId="22">
-    <w:abstractNumId w:val="88"/>
+    <w:abstractNumId w:val="92"/>
   </w:num>
   <w:num w:numId="23">
-    <w:abstractNumId w:val="20"/>
+    <w:abstractNumId w:val="21"/>
   </w:num>
   <w:num w:numId="24">
-    <w:abstractNumId w:val="14"/>
+    <w:abstractNumId w:val="15"/>
   </w:num>
   <w:num w:numId="25">
-    <w:abstractNumId w:val="22"/>
+    <w:abstractNumId w:val="23"/>
   </w:num>
   <w:num w:numId="26">
-    <w:abstractNumId w:val="79"/>
+    <w:abstractNumId w:val="83"/>
   </w:num>
   <w:num w:numId="27">
-    <w:abstractNumId w:val="97"/>
+    <w:abstractNumId w:val="101"/>
   </w:num>
   <w:num w:numId="28">
+    <w:abstractNumId w:val="34"/>
+  </w:num>
+  <w:num w:numId="29">
     <w:abstractNumId w:val="33"/>
   </w:num>
-  <w:num w:numId="29">
-    <w:abstractNumId w:val="32"/>
-  </w:num>
   <w:num w:numId="30">
-    <w:abstractNumId w:val="35"/>
+    <w:abstractNumId w:val="36"/>
   </w:num>
   <w:num w:numId="31">
-    <w:abstractNumId w:val="94"/>
+    <w:abstractNumId w:val="98"/>
   </w:num>
   <w:num w:numId="32">
     <w:abstractNumId w:val="10"/>
@@ -49688,208 +52216,223 @@
     <w:abstractNumId w:val="7"/>
   </w:num>
   <w:num w:numId="34">
-    <w:abstractNumId w:val="28"/>
+    <w:abstractNumId w:val="29"/>
   </w:num>
   <w:num w:numId="35">
-    <w:abstractNumId w:val="47"/>
+    <w:abstractNumId w:val="50"/>
   </w:num>
   <w:num w:numId="36">
+    <w:abstractNumId w:val="61"/>
+  </w:num>
+  <w:num w:numId="37">
+    <w:abstractNumId w:val="19"/>
+  </w:num>
+  <w:num w:numId="38">
+    <w:abstractNumId w:val="73"/>
+  </w:num>
+  <w:num w:numId="39">
     <w:abstractNumId w:val="58"/>
   </w:num>
-  <w:num w:numId="37">
-    <w:abstractNumId w:val="18"/>
-  </w:num>
-  <w:num w:numId="38">
-    <w:abstractNumId w:val="70"/>
-  </w:num>
-  <w:num w:numId="39">
-    <w:abstractNumId w:val="55"/>
-  </w:num>
   <w:num w:numId="40">
-    <w:abstractNumId w:val="42"/>
+    <w:abstractNumId w:val="45"/>
   </w:num>
   <w:num w:numId="41">
-    <w:abstractNumId w:val="59"/>
+    <w:abstractNumId w:val="62"/>
   </w:num>
   <w:num w:numId="42">
-    <w:abstractNumId w:val="90"/>
+    <w:abstractNumId w:val="94"/>
   </w:num>
   <w:num w:numId="43">
     <w:abstractNumId w:val="5"/>
   </w:num>
   <w:num w:numId="44">
-    <w:abstractNumId w:val="56"/>
+    <w:abstractNumId w:val="59"/>
   </w:num>
   <w:num w:numId="45">
-    <w:abstractNumId w:val="95"/>
+    <w:abstractNumId w:val="99"/>
   </w:num>
   <w:num w:numId="46">
-    <w:abstractNumId w:val="52"/>
+    <w:abstractNumId w:val="55"/>
   </w:num>
   <w:num w:numId="47">
-    <w:abstractNumId w:val="72"/>
+    <w:abstractNumId w:val="76"/>
   </w:num>
   <w:num w:numId="48">
-    <w:abstractNumId w:val="73"/>
+    <w:abstractNumId w:val="77"/>
   </w:num>
   <w:num w:numId="49">
-    <w:abstractNumId w:val="75"/>
+    <w:abstractNumId w:val="79"/>
   </w:num>
   <w:num w:numId="50">
-    <w:abstractNumId w:val="96"/>
+    <w:abstractNumId w:val="100"/>
   </w:num>
   <w:num w:numId="51">
-    <w:abstractNumId w:val="43"/>
+    <w:abstractNumId w:val="46"/>
   </w:num>
   <w:num w:numId="52">
-    <w:abstractNumId w:val="49"/>
+    <w:abstractNumId w:val="52"/>
   </w:num>
   <w:num w:numId="53">
     <w:abstractNumId w:val="4"/>
   </w:num>
   <w:num w:numId="54">
-    <w:abstractNumId w:val="39"/>
+    <w:abstractNumId w:val="41"/>
   </w:num>
   <w:num w:numId="55">
-    <w:abstractNumId w:val="100"/>
+    <w:abstractNumId w:val="104"/>
   </w:num>
   <w:num w:numId="56">
+    <w:abstractNumId w:val="60"/>
+  </w:num>
+  <w:num w:numId="57">
+    <w:abstractNumId w:val="13"/>
+  </w:num>
+  <w:num w:numId="58">
+    <w:abstractNumId w:val="85"/>
+  </w:num>
+  <w:num w:numId="59">
+    <w:abstractNumId w:val="64"/>
+  </w:num>
+  <w:num w:numId="60">
+    <w:abstractNumId w:val="71"/>
+  </w:num>
+  <w:num w:numId="61">
+    <w:abstractNumId w:val="54"/>
+  </w:num>
+  <w:num w:numId="62">
+    <w:abstractNumId w:val="53"/>
+  </w:num>
+  <w:num w:numId="63">
     <w:abstractNumId w:val="57"/>
   </w:num>
-  <w:num w:numId="57">
-    <w:abstractNumId w:val="12"/>
-  </w:num>
-  <w:num w:numId="58">
-    <w:abstractNumId w:val="81"/>
-  </w:num>
-  <w:num w:numId="59">
-    <w:abstractNumId w:val="61"/>
-  </w:num>
-  <w:num w:numId="60">
-    <w:abstractNumId w:val="68"/>
-  </w:num>
-  <w:num w:numId="61">
-    <w:abstractNumId w:val="51"/>
-  </w:num>
-  <w:num w:numId="62">
-    <w:abstractNumId w:val="50"/>
-  </w:num>
-  <w:num w:numId="63">
-    <w:abstractNumId w:val="54"/>
-  </w:num>
   <w:num w:numId="64">
-    <w:abstractNumId w:val="76"/>
+    <w:abstractNumId w:val="80"/>
   </w:num>
   <w:num w:numId="65">
-    <w:abstractNumId w:val="19"/>
+    <w:abstractNumId w:val="20"/>
   </w:num>
   <w:num w:numId="66">
-    <w:abstractNumId w:val="38"/>
+    <w:abstractNumId w:val="40"/>
   </w:num>
   <w:num w:numId="67">
-    <w:abstractNumId w:val="89"/>
+    <w:abstractNumId w:val="93"/>
   </w:num>
   <w:num w:numId="68">
-    <w:abstractNumId w:val="25"/>
+    <w:abstractNumId w:val="26"/>
   </w:num>
   <w:num w:numId="69">
-    <w:abstractNumId w:val="17"/>
+    <w:abstractNumId w:val="18"/>
   </w:num>
   <w:num w:numId="70">
-    <w:abstractNumId w:val="21"/>
+    <w:abstractNumId w:val="22"/>
   </w:num>
   <w:num w:numId="71">
-    <w:abstractNumId w:val="29"/>
+    <w:abstractNumId w:val="30"/>
   </w:num>
   <w:num w:numId="72">
-    <w:abstractNumId w:val="23"/>
+    <w:abstractNumId w:val="24"/>
   </w:num>
   <w:num w:numId="73">
-    <w:abstractNumId w:val="87"/>
+    <w:abstractNumId w:val="91"/>
   </w:num>
   <w:num w:numId="74">
-    <w:abstractNumId w:val="93"/>
+    <w:abstractNumId w:val="97"/>
   </w:num>
   <w:num w:numId="75">
     <w:abstractNumId w:val="9"/>
   </w:num>
   <w:num w:numId="76">
-    <w:abstractNumId w:val="34"/>
+    <w:abstractNumId w:val="35"/>
   </w:num>
   <w:num w:numId="77">
-    <w:abstractNumId w:val="46"/>
+    <w:abstractNumId w:val="49"/>
   </w:num>
   <w:num w:numId="78">
-    <w:abstractNumId w:val="83"/>
+    <w:abstractNumId w:val="87"/>
   </w:num>
   <w:num w:numId="79">
-    <w:abstractNumId w:val="60"/>
+    <w:abstractNumId w:val="63"/>
   </w:num>
   <w:num w:numId="80">
-    <w:abstractNumId w:val="24"/>
+    <w:abstractNumId w:val="25"/>
   </w:num>
   <w:num w:numId="81">
-    <w:abstractNumId w:val="16"/>
+    <w:abstractNumId w:val="17"/>
   </w:num>
   <w:num w:numId="82">
-    <w:abstractNumId w:val="92"/>
+    <w:abstractNumId w:val="96"/>
   </w:num>
   <w:num w:numId="83">
     <w:abstractNumId w:val="6"/>
   </w:num>
   <w:num w:numId="84">
-    <w:abstractNumId w:val="15"/>
+    <w:abstractNumId w:val="16"/>
   </w:num>
   <w:num w:numId="85">
-    <w:abstractNumId w:val="45"/>
+    <w:abstractNumId w:val="48"/>
   </w:num>
   <w:num w:numId="86">
-    <w:abstractNumId w:val="27"/>
+    <w:abstractNumId w:val="28"/>
   </w:num>
   <w:num w:numId="87">
     <w:abstractNumId w:val="8"/>
   </w:num>
   <w:num w:numId="88">
-    <w:abstractNumId w:val="78"/>
+    <w:abstractNumId w:val="82"/>
   </w:num>
   <w:num w:numId="89">
-    <w:abstractNumId w:val="13"/>
+    <w:abstractNumId w:val="14"/>
   </w:num>
   <w:num w:numId="90">
-    <w:abstractNumId w:val="31"/>
+    <w:abstractNumId w:val="32"/>
   </w:num>
   <w:num w:numId="91">
     <w:abstractNumId w:val="3"/>
   </w:num>
   <w:num w:numId="92">
-    <w:abstractNumId w:val="67"/>
+    <w:abstractNumId w:val="70"/>
   </w:num>
   <w:num w:numId="93">
-    <w:abstractNumId w:val="80"/>
+    <w:abstractNumId w:val="84"/>
   </w:num>
   <w:num w:numId="94">
-    <w:abstractNumId w:val="53"/>
+    <w:abstractNumId w:val="56"/>
   </w:num>
   <w:num w:numId="95">
-    <w:abstractNumId w:val="99"/>
+    <w:abstractNumId w:val="103"/>
   </w:num>
   <w:num w:numId="96">
-    <w:abstractNumId w:val="77"/>
+    <w:abstractNumId w:val="81"/>
   </w:num>
   <w:num w:numId="97">
-    <w:abstractNumId w:val="62"/>
+    <w:abstractNumId w:val="65"/>
   </w:num>
   <w:num w:numId="98">
-    <w:abstractNumId w:val="48"/>
+    <w:abstractNumId w:val="51"/>
   </w:num>
   <w:num w:numId="99">
-    <w:abstractNumId w:val="11"/>
+    <w:abstractNumId w:val="12"/>
   </w:num>
   <w:num w:numId="100">
     <w:abstractNumId w:val="1"/>
   </w:num>
   <w:num w:numId="101">
-    <w:abstractNumId w:val="41"/>
+    <w:abstractNumId w:val="43"/>
+  </w:num>
+  <w:num w:numId="102">
+    <w:abstractNumId w:val="74"/>
+  </w:num>
+  <w:num w:numId="103">
+    <w:abstractNumId w:val="37"/>
+  </w:num>
+  <w:num w:numId="104">
+    <w:abstractNumId w:val="11"/>
+  </w:num>
+  <w:num w:numId="105">
+    <w:abstractNumId w:val="44"/>
+  </w:num>
+  <w:num w:numId="106">
+    <w:abstractNumId w:val="105"/>
   </w:num>
 </w:numbering>
 </file>
@@ -49925,7 +52468,7 @@
     <w:lsdException w:unhideWhenUsed="0" w:uiPriority="0" w:semiHidden="0" w:name="index 8"/>
     <w:lsdException w:unhideWhenUsed="0" w:uiPriority="0" w:semiHidden="0" w:name="index 9"/>
     <w:lsdException w:qFormat="1" w:unhideWhenUsed="0" w:uiPriority="0" w:semiHidden="0" w:name="toc 1"/>
-    <w:lsdException w:unhideWhenUsed="0" w:uiPriority="0" w:semiHidden="0" w:name="toc 2"/>
+    <w:lsdException w:qFormat="1" w:unhideWhenUsed="0" w:uiPriority="0" w:semiHidden="0" w:name="toc 2"/>
     <w:lsdException w:unhideWhenUsed="0" w:uiPriority="0" w:semiHidden="0" w:name="toc 3"/>
     <w:lsdException w:unhideWhenUsed="0" w:uiPriority="0" w:semiHidden="0" w:name="toc 4"/>
     <w:lsdException w:unhideWhenUsed="0" w:uiPriority="0" w:semiHidden="0" w:name="toc 5"/>
@@ -49997,7 +52540,7 @@
     <w:lsdException w:unhideWhenUsed="0" w:uiPriority="0" w:semiHidden="0" w:name="Document Map"/>
     <w:lsdException w:unhideWhenUsed="0" w:uiPriority="0" w:semiHidden="0" w:name="Plain Text"/>
     <w:lsdException w:unhideWhenUsed="0" w:uiPriority="0" w:semiHidden="0" w:name="E-mail Signature"/>
-    <w:lsdException w:unhideWhenUsed="0" w:uiPriority="0" w:semiHidden="0" w:name="Normal (Web)"/>
+    <w:lsdException w:qFormat="1" w:unhideWhenUsed="0" w:uiPriority="0" w:semiHidden="0" w:name="Normal (Web)"/>
     <w:lsdException w:unhideWhenUsed="0" w:uiPriority="0" w:semiHidden="0" w:name="HTML Acronym"/>
     <w:lsdException w:unhideWhenUsed="0" w:uiPriority="0" w:semiHidden="0" w:name="HTML Address"/>
     <w:lsdException w:unhideWhenUsed="0" w:uiPriority="0" w:semiHidden="0" w:name="HTML Cite"/>
@@ -50747,6 +53290,7 @@
   <w:style w:type="paragraph" w:styleId="35">
     <w:name w:val="toc 2"/>
     <w:basedOn w:val="26"/>
+    <w:qFormat/>
     <w:uiPriority w:val="0"/>
     <w:pPr>
       <w:tabs>
@@ -50764,6 +53308,7 @@
   <w:style w:type="paragraph" w:styleId="36">
     <w:name w:val="Normal (Web)"/>
     <w:basedOn w:val="1"/>
+    <w:qFormat/>
     <w:uiPriority w:val="0"/>
     <w:rPr>
       <w:sz w:val="24"/>
